--- a/BUSINESS PLAN FOR STACKAIV TELEGRAM BOT.docx
+++ b/BUSINESS PLAN FOR STACKAIV TELEGRAM BOT.docx
@@ -23,6 +23,2034 @@
         </w:rPr>
         <w:t>BUSINESS PLAN FOR STACKAIV TELEGRAM BOT</w:t>
       </w:r>
+    </w:p>
+    <w:p>
+      <w:pPr>
+        <w:jc w:val="center"/>
+        <w:rPr>
+          <w:rFonts w:ascii="Ink Free" w:hAnsi="Ink Free" w:cs="Times New Roman"/>
+          <w:b/>
+          <w:bCs/>
+          <w:i/>
+          <w:iCs/>
+          <w:sz w:val="28"/>
+          <w:szCs w:val="28"/>
+          <w:lang w:val="en-GB"/>
+        </w:rPr>
+      </w:pPr>
+      <w:r>
+        <w:rPr>
+          <w:rFonts w:ascii="Ink Free" w:hAnsi="Ink Free" w:cs="Times New Roman"/>
+          <w:b/>
+          <w:bCs/>
+          <w:i/>
+          <w:iCs/>
+          <w:sz w:val="28"/>
+          <w:szCs w:val="28"/>
+          <w:lang w:val="en-GB"/>
+        </w:rPr>
+        <w:t>THE ACADEMIC RESOURCE ARCHIVE MANAGER!</w:t>
+      </w:r>
+    </w:p>
+    <w:p>
+      <w:pPr>
+        <w:pStyle w:val="ListParagraph"/>
+        <w:numPr>
+          <w:ilvl w:val="0"/>
+          <w:numId w:val="1"/>
+        </w:numPr>
+        <w:jc w:val="both"/>
+        <w:rPr>
+          <w:rFonts w:ascii="Sitka Display" w:hAnsi="Sitka Display" w:cs="Times New Roman"/>
+          <w:sz w:val="28"/>
+          <w:szCs w:val="28"/>
+          <w:lang w:val="en-GB"/>
+        </w:rPr>
+      </w:pPr>
+      <w:r>
+        <w:rPr>
+          <w:rFonts w:ascii="Sitka Display" w:hAnsi="Sitka Display" w:cs="Times New Roman"/>
+          <w:b/>
+          <w:bCs/>
+          <w:sz w:val="28"/>
+          <w:szCs w:val="28"/>
+          <w:u w:val="single"/>
+          <w:lang w:val="en-GB"/>
+        </w:rPr>
+        <w:t>What we Sell?</w:t>
+      </w:r>
+      <w:r>
+        <w:rPr>
+          <w:rFonts w:ascii="Sitka Display" w:hAnsi="Sitka Display" w:cs="Times New Roman"/>
+          <w:sz w:val="28"/>
+          <w:szCs w:val="28"/>
+          <w:lang w:val="en-GB"/>
+        </w:rPr>
+        <w:t xml:space="preserve"> We sell the space to save resources that get easily lost in communication in chats. There is an activation fee to enable adding and retrieving of resources together with group chat listening. And also, an expansion fee to accommodate resources from previous semesters.</w:t>
+      </w:r>
+    </w:p>
+    <w:p>
+      <w:pPr>
+        <w:pStyle w:val="ListParagraph"/>
+        <w:numPr>
+          <w:ilvl w:val="0"/>
+          <w:numId w:val="1"/>
+        </w:numPr>
+        <w:jc w:val="both"/>
+        <w:rPr>
+          <w:rFonts w:ascii="Sitka Display" w:hAnsi="Sitka Display" w:cs="Times New Roman"/>
+          <w:b/>
+          <w:bCs/>
+          <w:sz w:val="28"/>
+          <w:szCs w:val="28"/>
+          <w:u w:val="single"/>
+          <w:lang w:val="en-GB"/>
+        </w:rPr>
+      </w:pPr>
+      <w:r>
+        <w:rPr>
+          <w:rFonts w:ascii="Sitka Display" w:hAnsi="Sitka Display" w:cs="Times New Roman"/>
+          <w:b/>
+          <w:bCs/>
+          <w:sz w:val="28"/>
+          <w:szCs w:val="28"/>
+          <w:u w:val="single"/>
+          <w:lang w:val="en-GB"/>
+        </w:rPr>
+        <w:t xml:space="preserve">How we operate? </w:t>
+      </w:r>
+    </w:p>
+    <w:p>
+      <w:pPr>
+        <w:pStyle w:val="ListParagraph"/>
+        <w:ind w:firstLine="720"/>
+        <w:jc w:val="both"/>
+        <w:rPr>
+          <w:rFonts w:ascii="Sitka Display" w:hAnsi="Sitka Display" w:cs="Times New Roman"/>
+          <w:sz w:val="28"/>
+          <w:szCs w:val="28"/>
+          <w:lang w:val="en-GB"/>
+        </w:rPr>
+      </w:pPr>
+      <w:r>
+        <w:rPr>
+          <w:rFonts w:ascii="Sitka Display" w:hAnsi="Sitka Display" w:cs="Times New Roman"/>
+          <w:sz w:val="28"/>
+          <w:szCs w:val="28"/>
+          <w:lang w:val="en-GB"/>
+        </w:rPr>
+        <w:t>-For a program, one person gets to onboard the program and also pay the activation fee which will enable them access the bot.</w:t>
+      </w:r>
+    </w:p>
+    <w:p>
+      <w:pPr>
+        <w:pStyle w:val="ListParagraph"/>
+        <w:ind w:firstLine="720"/>
+        <w:jc w:val="both"/>
+        <w:rPr>
+          <w:rFonts w:ascii="Sitka Display" w:hAnsi="Sitka Display" w:cs="Times New Roman"/>
+          <w:sz w:val="28"/>
+          <w:szCs w:val="28"/>
+          <w:lang w:val="en-GB"/>
+        </w:rPr>
+      </w:pPr>
+      <w:r>
+        <w:rPr>
+          <w:rFonts w:ascii="Sitka Display" w:hAnsi="Sitka Display" w:cs="Times New Roman"/>
+          <w:sz w:val="28"/>
+          <w:szCs w:val="28"/>
+          <w:lang w:val="en-GB"/>
+        </w:rPr>
+        <w:t>-It is added to a group chat and activated with the group chat, after it listens for documents that may come in.</w:t>
+      </w:r>
+    </w:p>
+    <w:p>
+      <w:pPr>
+        <w:pStyle w:val="ListParagraph"/>
+        <w:numPr>
+          <w:ilvl w:val="0"/>
+          <w:numId w:val="1"/>
+        </w:numPr>
+        <w:jc w:val="both"/>
+        <w:rPr>
+          <w:rFonts w:ascii="Sitka Display" w:hAnsi="Sitka Display" w:cs="Times New Roman"/>
+          <w:sz w:val="28"/>
+          <w:szCs w:val="28"/>
+          <w:lang w:val="en-GB"/>
+        </w:rPr>
+      </w:pPr>
+      <w:r>
+        <w:rPr>
+          <w:rFonts w:ascii="Sitka Display" w:hAnsi="Sitka Display" w:cs="Times New Roman"/>
+          <w:b/>
+          <w:bCs/>
+          <w:sz w:val="28"/>
+          <w:szCs w:val="28"/>
+          <w:u w:val="single"/>
+          <w:lang w:val="en-GB"/>
+        </w:rPr>
+        <w:t>Value we offer?</w:t>
+      </w:r>
+      <w:r>
+        <w:rPr>
+          <w:rFonts w:ascii="Sitka Display" w:hAnsi="Sitka Display" w:cs="Times New Roman"/>
+          <w:sz w:val="28"/>
+          <w:szCs w:val="28"/>
+          <w:lang w:val="en-GB"/>
+        </w:rPr>
+        <w:t xml:space="preserve"> We offer speed and </w:t>
+      </w:r>
+      <w:r>
+        <w:rPr>
+          <w:rFonts w:ascii="Sitka Display" w:hAnsi="Sitka Display" w:cs="Times New Roman"/>
+          <w:sz w:val="28"/>
+          <w:szCs w:val="28"/>
+          <w:lang w:val="en-GB"/>
+        </w:rPr>
+        <w:t>convenience</w:t>
+      </w:r>
+    </w:p>
+    <w:p>
+      <w:pPr>
+        <w:pStyle w:val="ListParagraph"/>
+        <w:numPr>
+          <w:ilvl w:val="0"/>
+          <w:numId w:val="5"/>
+        </w:numPr>
+        <w:jc w:val="both"/>
+        <w:rPr>
+          <w:rFonts w:ascii="Sitka Display" w:hAnsi="Sitka Display" w:cs="Times New Roman"/>
+          <w:sz w:val="28"/>
+          <w:szCs w:val="28"/>
+          <w:lang w:val="en-GB"/>
+        </w:rPr>
+      </w:pPr>
+      <w:r>
+        <w:rPr>
+          <w:rFonts w:ascii="Sitka Display" w:hAnsi="Sitka Display" w:cs="Times New Roman"/>
+          <w:sz w:val="28"/>
+          <w:szCs w:val="28"/>
+          <w:lang w:val="en-GB"/>
+        </w:rPr>
+        <w:t xml:space="preserve">Issues of not being able to find files within </w:t>
+      </w:r>
+      <w:r>
+        <w:rPr>
+          <w:rFonts w:ascii="Sitka Display" w:hAnsi="Sitka Display" w:cs="Times New Roman"/>
+          <w:sz w:val="28"/>
+          <w:szCs w:val="28"/>
+          <w:lang w:val="en-GB"/>
+        </w:rPr>
+        <w:t>group chats</w:t>
+      </w:r>
+      <w:r>
+        <w:rPr>
+          <w:rFonts w:ascii="Sitka Display" w:hAnsi="Sitka Display" w:cs="Times New Roman"/>
+          <w:sz w:val="28"/>
+          <w:szCs w:val="28"/>
+          <w:lang w:val="en-GB"/>
+        </w:rPr>
+        <w:t xml:space="preserve"> will be removed totally as whatever was sent will be instantly found later</w:t>
+      </w:r>
+    </w:p>
+    <w:p>
+      <w:pPr>
+        <w:pStyle w:val="ListParagraph"/>
+        <w:numPr>
+          <w:ilvl w:val="0"/>
+          <w:numId w:val="5"/>
+        </w:numPr>
+        <w:jc w:val="both"/>
+        <w:rPr>
+          <w:rFonts w:ascii="Sitka Display" w:hAnsi="Sitka Display" w:cs="Times New Roman"/>
+          <w:sz w:val="28"/>
+          <w:szCs w:val="28"/>
+          <w:lang w:val="en-GB"/>
+        </w:rPr>
+      </w:pPr>
+      <w:r>
+        <w:rPr>
+          <w:rFonts w:ascii="Sitka Display" w:hAnsi="Sitka Display" w:cs="Times New Roman"/>
+          <w:sz w:val="28"/>
+          <w:szCs w:val="28"/>
+          <w:lang w:val="en-GB"/>
+        </w:rPr>
+        <w:t xml:space="preserve">Ability to save resources for those coming into a certain </w:t>
+      </w:r>
+      <w:r>
+        <w:rPr>
+          <w:rFonts w:ascii="Sitka Display" w:hAnsi="Sitka Display" w:cs="Times New Roman"/>
+          <w:sz w:val="28"/>
+          <w:szCs w:val="28"/>
+          <w:lang w:val="en-GB"/>
+        </w:rPr>
+        <w:t>level, so they do not have to work blind.</w:t>
+      </w:r>
+    </w:p>
+    <w:p>
+      <w:pPr>
+        <w:pStyle w:val="ListParagraph"/>
+        <w:numPr>
+          <w:ilvl w:val="0"/>
+          <w:numId w:val="1"/>
+        </w:numPr>
+        <w:jc w:val="both"/>
+        <w:rPr>
+          <w:rFonts w:ascii="Sitka Display" w:hAnsi="Sitka Display" w:cs="Times New Roman"/>
+          <w:b/>
+          <w:bCs/>
+          <w:sz w:val="28"/>
+          <w:szCs w:val="28"/>
+          <w:u w:val="single"/>
+          <w:lang w:val="en-GB"/>
+        </w:rPr>
+      </w:pPr>
+      <w:r>
+        <w:rPr>
+          <w:rFonts w:ascii="Sitka Display" w:hAnsi="Sitka Display" w:cs="Times New Roman"/>
+          <w:b/>
+          <w:bCs/>
+          <w:sz w:val="28"/>
+          <w:szCs w:val="28"/>
+          <w:u w:val="single"/>
+          <w:lang w:val="en-GB"/>
+        </w:rPr>
+        <w:t>How we earn?</w:t>
+      </w:r>
+    </w:p>
+    <w:p>
+      <w:pPr>
+        <w:pStyle w:val="ListParagraph"/>
+        <w:jc w:val="both"/>
+        <w:rPr>
+          <w:rFonts w:ascii="Sitka Display" w:hAnsi="Sitka Display" w:cs="Times New Roman"/>
+          <w:sz w:val="28"/>
+          <w:szCs w:val="28"/>
+          <w:lang w:val="en-GB"/>
+        </w:rPr>
+      </w:pPr>
+      <w:r>
+        <w:rPr>
+          <w:rFonts w:ascii="Sitka Display" w:hAnsi="Sitka Display" w:cs="Times New Roman"/>
+          <w:sz w:val="28"/>
+          <w:szCs w:val="28"/>
+          <w:lang w:val="en-GB"/>
+        </w:rPr>
+        <w:t>-</w:t>
+      </w:r>
+      <w:r>
+        <w:rPr>
+          <w:rFonts w:ascii="Sitka Display" w:hAnsi="Sitka Display" w:cs="Times New Roman"/>
+          <w:sz w:val="28"/>
+          <w:szCs w:val="28"/>
+          <w:lang w:val="en-GB"/>
+        </w:rPr>
+        <w:t>Activation fee paid once</w:t>
+      </w:r>
+    </w:p>
+    <w:p>
+      <w:pPr>
+        <w:pStyle w:val="ListParagraph"/>
+        <w:jc w:val="both"/>
+        <w:rPr>
+          <w:rFonts w:ascii="Sitka Display" w:hAnsi="Sitka Display" w:cs="Times New Roman"/>
+          <w:sz w:val="28"/>
+          <w:szCs w:val="28"/>
+          <w:lang w:val="en-GB"/>
+        </w:rPr>
+      </w:pPr>
+      <w:r>
+        <w:rPr>
+          <w:rFonts w:ascii="Sitka Display" w:hAnsi="Sitka Display" w:cs="Times New Roman"/>
+          <w:sz w:val="28"/>
+          <w:szCs w:val="28"/>
+          <w:lang w:val="en-GB"/>
+        </w:rPr>
+        <w:t>-Expansion fee which expires after 6 months.</w:t>
+      </w:r>
+    </w:p>
+    <w:p>
+      <w:pPr>
+        <w:jc w:val="center"/>
+        <w:rPr>
+          <w:rFonts w:ascii="Sitka Heading" w:hAnsi="Sitka Heading" w:cs="Times New Roman"/>
+          <w:b/>
+          <w:bCs/>
+          <w:sz w:val="28"/>
+          <w:szCs w:val="28"/>
+          <w:u w:val="single"/>
+          <w:lang w:val="en-GB"/>
+        </w:rPr>
+      </w:pPr>
+      <w:r>
+        <w:rPr>
+          <w:rFonts w:ascii="Sitka Heading" w:hAnsi="Sitka Heading" w:cs="Times New Roman"/>
+          <w:b/>
+          <w:bCs/>
+          <w:sz w:val="28"/>
+          <w:szCs w:val="28"/>
+          <w:u w:val="single"/>
+          <w:lang w:val="en-GB"/>
+        </w:rPr>
+        <w:t xml:space="preserve">BUSINESS </w:t>
+      </w:r>
+      <w:r>
+        <w:rPr>
+          <w:rFonts w:ascii="Sitka Heading" w:hAnsi="Sitka Heading" w:cs="Times New Roman"/>
+          <w:b/>
+          <w:bCs/>
+          <w:sz w:val="28"/>
+          <w:szCs w:val="28"/>
+          <w:u w:val="single"/>
+          <w:lang w:val="en-GB"/>
+        </w:rPr>
+        <w:t>PLAN</w:t>
+      </w:r>
+      <w:r>
+        <w:rPr>
+          <w:rFonts w:ascii="Sitka Heading" w:hAnsi="Sitka Heading" w:cs="Times New Roman"/>
+          <w:b/>
+          <w:bCs/>
+          <w:sz w:val="28"/>
+          <w:szCs w:val="28"/>
+          <w:u w:val="single"/>
+          <w:lang w:val="en-GB"/>
+        </w:rPr>
+        <w:t xml:space="preserve"> FOR</w:t>
+      </w:r>
+      <w:r>
+        <w:rPr>
+          <w:rFonts w:ascii="Sitka Heading" w:hAnsi="Sitka Heading" w:cs="Times New Roman"/>
+          <w:b/>
+          <w:bCs/>
+          <w:sz w:val="28"/>
+          <w:szCs w:val="28"/>
+          <w:u w:val="single"/>
+          <w:lang w:val="en-GB"/>
+        </w:rPr>
+        <w:t xml:space="preserve"> STACKAIV TELEGRAM BOT</w:t>
+      </w:r>
+    </w:p>
+    <w:p>
+      <w:pPr>
+        <w:pStyle w:val="ListParagraph"/>
+        <w:numPr>
+          <w:ilvl w:val="0"/>
+          <w:numId w:val="2"/>
+        </w:numPr>
+        <w:jc w:val="both"/>
+        <w:rPr>
+          <w:rFonts w:ascii="Sitka Display" w:hAnsi="Sitka Display" w:cs="Times New Roman"/>
+          <w:b/>
+          <w:bCs/>
+          <w:sz w:val="28"/>
+          <w:szCs w:val="28"/>
+          <w:u w:val="single"/>
+          <w:lang w:val="en-GB"/>
+        </w:rPr>
+      </w:pPr>
+      <w:r>
+        <w:rPr>
+          <w:rFonts w:ascii="Sitka Display" w:hAnsi="Sitka Display" w:cs="Times New Roman"/>
+          <w:b/>
+          <w:bCs/>
+          <w:sz w:val="28"/>
+          <w:szCs w:val="28"/>
+          <w:u w:val="single"/>
+          <w:lang w:val="en-GB"/>
+        </w:rPr>
+        <w:t>What is the business?</w:t>
+      </w:r>
+    </w:p>
+    <w:p>
+      <w:pPr>
+        <w:pStyle w:val="ListParagraph"/>
+        <w:ind w:left="1080"/>
+        <w:jc w:val="both"/>
+        <w:rPr>
+          <w:rFonts w:ascii="Sitka Display" w:hAnsi="Sitka Display" w:cs="Times New Roman"/>
+          <w:sz w:val="28"/>
+          <w:szCs w:val="28"/>
+          <w:lang w:val="en-GB"/>
+        </w:rPr>
+      </w:pPr>
+      <w:r>
+        <w:rPr>
+          <w:rFonts w:ascii="Sitka Display" w:hAnsi="Sitka Display" w:cs="Times New Roman"/>
+          <w:sz w:val="28"/>
+          <w:szCs w:val="28"/>
+          <w:lang w:val="en-GB"/>
+        </w:rPr>
+        <w:t>-St</w:t>
+      </w:r>
+      <w:r>
+        <w:rPr>
+          <w:rFonts w:ascii="Sitka Display" w:hAnsi="Sitka Display" w:cs="Times New Roman"/>
+          <w:sz w:val="28"/>
+          <w:szCs w:val="28"/>
+          <w:lang w:val="en-GB"/>
+        </w:rPr>
+        <w:t>ackaiv</w:t>
+      </w:r>
+      <w:r>
+        <w:rPr>
+          <w:rFonts w:ascii="Sitka Display" w:hAnsi="Sitka Display" w:cs="Times New Roman"/>
+          <w:sz w:val="28"/>
+          <w:szCs w:val="28"/>
+          <w:lang w:val="en-GB"/>
+        </w:rPr>
+        <w:t xml:space="preserve"> = The student’s </w:t>
+      </w:r>
+      <w:r>
+        <w:rPr>
+          <w:rFonts w:ascii="Sitka Display" w:hAnsi="Sitka Display" w:cs="Times New Roman"/>
+          <w:sz w:val="28"/>
+          <w:szCs w:val="28"/>
+          <w:lang w:val="en-GB"/>
+        </w:rPr>
+        <w:t>archive</w:t>
+      </w:r>
+    </w:p>
+    <w:p>
+      <w:pPr>
+        <w:pStyle w:val="ListParagraph"/>
+        <w:ind w:left="1080"/>
+        <w:jc w:val="both"/>
+        <w:rPr>
+          <w:rFonts w:ascii="Sitka Display" w:hAnsi="Sitka Display" w:cs="Times New Roman"/>
+          <w:sz w:val="28"/>
+          <w:szCs w:val="28"/>
+          <w:lang w:val="en-GB"/>
+        </w:rPr>
+      </w:pPr>
+      <w:r>
+        <w:rPr>
+          <w:rFonts w:ascii="Sitka Display" w:hAnsi="Sitka Display" w:cs="Times New Roman"/>
+          <w:sz w:val="28"/>
+          <w:szCs w:val="28"/>
+          <w:lang w:val="en-GB"/>
+        </w:rPr>
+        <w:t>A</w:t>
+      </w:r>
+      <w:r>
+        <w:rPr>
+          <w:rFonts w:ascii="Sitka Display" w:hAnsi="Sitka Display" w:cs="Times New Roman"/>
+          <w:sz w:val="28"/>
+          <w:szCs w:val="28"/>
+          <w:lang w:val="en-GB"/>
+        </w:rPr>
+        <w:t xml:space="preserve"> bot that makes it easy for students to access their shared class resources without any hassle.</w:t>
+      </w:r>
+    </w:p>
+    <w:p>
+      <w:pPr>
+        <w:pStyle w:val="ListParagraph"/>
+        <w:numPr>
+          <w:ilvl w:val="0"/>
+          <w:numId w:val="2"/>
+        </w:numPr>
+        <w:jc w:val="both"/>
+        <w:rPr>
+          <w:rFonts w:ascii="Sitka Display" w:hAnsi="Sitka Display" w:cs="Times New Roman"/>
+          <w:b/>
+          <w:bCs/>
+          <w:sz w:val="28"/>
+          <w:szCs w:val="28"/>
+          <w:u w:val="single"/>
+          <w:lang w:val="en-GB"/>
+        </w:rPr>
+      </w:pPr>
+      <w:r>
+        <w:rPr>
+          <w:rFonts w:ascii="Sitka Display" w:hAnsi="Sitka Display" w:cs="Times New Roman"/>
+          <w:b/>
+          <w:bCs/>
+          <w:sz w:val="28"/>
+          <w:szCs w:val="28"/>
+          <w:u w:val="single"/>
+          <w:lang w:val="en-GB"/>
+        </w:rPr>
+        <w:t>How does it work</w:t>
+      </w:r>
+      <w:r>
+        <w:rPr>
+          <w:rFonts w:ascii="Sitka Display" w:hAnsi="Sitka Display" w:cs="Times New Roman"/>
+          <w:b/>
+          <w:bCs/>
+          <w:sz w:val="28"/>
+          <w:szCs w:val="28"/>
+          <w:u w:val="single"/>
+          <w:lang w:val="en-GB"/>
+        </w:rPr>
+        <w:t xml:space="preserve"> in basics</w:t>
+      </w:r>
+      <w:r>
+        <w:rPr>
+          <w:rFonts w:ascii="Sitka Display" w:hAnsi="Sitka Display" w:cs="Times New Roman"/>
+          <w:b/>
+          <w:bCs/>
+          <w:sz w:val="28"/>
+          <w:szCs w:val="28"/>
+          <w:u w:val="single"/>
+          <w:lang w:val="en-GB"/>
+        </w:rPr>
+        <w:t>?</w:t>
+      </w:r>
+    </w:p>
+    <w:p>
+      <w:pPr>
+        <w:pStyle w:val="ListParagraph"/>
+        <w:ind w:left="1080"/>
+        <w:jc w:val="both"/>
+        <w:rPr>
+          <w:rFonts w:ascii="Sitka Display" w:hAnsi="Sitka Display" w:cs="Times New Roman"/>
+          <w:sz w:val="28"/>
+          <w:szCs w:val="28"/>
+          <w:lang w:val="en-GB"/>
+        </w:rPr>
+      </w:pPr>
+      <w:r>
+        <w:rPr>
+          <w:rFonts w:ascii="Sitka Display" w:hAnsi="Sitka Display" w:cs="Times New Roman"/>
+          <w:sz w:val="28"/>
+          <w:szCs w:val="28"/>
+          <w:lang w:val="en-GB"/>
+        </w:rPr>
+        <w:t xml:space="preserve">It’s a </w:t>
+      </w:r>
+      <w:r>
+        <w:rPr>
+          <w:rFonts w:ascii="Sitka Display" w:hAnsi="Sitka Display" w:cs="Times New Roman"/>
+          <w:sz w:val="28"/>
+          <w:szCs w:val="28"/>
+          <w:lang w:val="en-GB"/>
+        </w:rPr>
+        <w:t>telegram bot that works as a central hub for resources shared within course mates like notes, assignments, extra study files, PQ etc.</w:t>
+      </w:r>
+    </w:p>
+    <w:p>
+      <w:pPr>
+        <w:pStyle w:val="ListParagraph"/>
+        <w:ind w:left="1080"/>
+        <w:jc w:val="both"/>
+        <w:rPr>
+          <w:rFonts w:ascii="Sitka Display" w:hAnsi="Sitka Display" w:cs="Times New Roman"/>
+          <w:sz w:val="28"/>
+          <w:szCs w:val="28"/>
+          <w:lang w:val="en-GB"/>
+        </w:rPr>
+      </w:pPr>
+      <w:r>
+        <w:rPr>
+          <w:rFonts w:ascii="Sitka Display" w:hAnsi="Sitka Display" w:cs="Times New Roman"/>
+          <w:sz w:val="28"/>
+          <w:szCs w:val="28"/>
+          <w:lang w:val="en-GB"/>
+        </w:rPr>
+        <w:t>Can be added to a group chat and consistently acts as a listener for any document sent to the group chat.</w:t>
+      </w:r>
+    </w:p>
+    <w:p>
+      <w:pPr>
+        <w:pStyle w:val="ListParagraph"/>
+        <w:numPr>
+          <w:ilvl w:val="0"/>
+          <w:numId w:val="2"/>
+        </w:numPr>
+        <w:jc w:val="both"/>
+        <w:rPr>
+          <w:rFonts w:ascii="Sitka Display" w:hAnsi="Sitka Display" w:cs="Times New Roman"/>
+          <w:b/>
+          <w:bCs/>
+          <w:sz w:val="28"/>
+          <w:szCs w:val="28"/>
+          <w:u w:val="single"/>
+          <w:lang w:val="en-GB"/>
+        </w:rPr>
+      </w:pPr>
+      <w:r>
+        <w:rPr>
+          <w:rFonts w:ascii="Sitka Display" w:hAnsi="Sitka Display" w:cs="Times New Roman"/>
+          <w:b/>
+          <w:bCs/>
+          <w:sz w:val="28"/>
+          <w:szCs w:val="28"/>
+          <w:u w:val="single"/>
+          <w:lang w:val="en-GB"/>
+        </w:rPr>
+        <w:t>Who is the team?</w:t>
+      </w:r>
+    </w:p>
+    <w:p>
+      <w:pPr>
+        <w:pStyle w:val="ListParagraph"/>
+        <w:numPr>
+          <w:ilvl w:val="0"/>
+          <w:numId w:val="3"/>
+        </w:numPr>
+        <w:jc w:val="both"/>
+        <w:rPr>
+          <w:rFonts w:ascii="Sitka Display" w:hAnsi="Sitka Display" w:cs="Times New Roman"/>
+          <w:sz w:val="28"/>
+          <w:szCs w:val="28"/>
+          <w:lang w:val="en-GB"/>
+        </w:rPr>
+      </w:pPr>
+      <w:r>
+        <w:rPr>
+          <w:rFonts w:ascii="Sitka Display" w:hAnsi="Sitka Display" w:cs="Times New Roman"/>
+          <w:sz w:val="28"/>
+          <w:szCs w:val="28"/>
+          <w:lang w:val="en-GB"/>
+        </w:rPr>
+        <w:t>Just me for now</w:t>
+      </w:r>
+    </w:p>
+    <w:p>
+      <w:pPr>
+        <w:jc w:val="both"/>
+        <w:rPr>
+          <w:rFonts w:ascii="Sitka Display" w:hAnsi="Sitka Display" w:cs="Times New Roman"/>
+          <w:sz w:val="28"/>
+          <w:szCs w:val="28"/>
+          <w:lang w:val="en-GB"/>
+        </w:rPr>
+      </w:pPr>
+    </w:p>
+    <w:p>
+      <w:pPr>
+        <w:pStyle w:val="ListParagraph"/>
+        <w:numPr>
+          <w:ilvl w:val="0"/>
+          <w:numId w:val="2"/>
+        </w:numPr>
+        <w:jc w:val="both"/>
+        <w:rPr>
+          <w:rFonts w:ascii="Sitka Display" w:hAnsi="Sitka Display" w:cs="Times New Roman"/>
+          <w:b/>
+          <w:bCs/>
+          <w:sz w:val="28"/>
+          <w:szCs w:val="28"/>
+          <w:lang w:val="en-GB"/>
+        </w:rPr>
+      </w:pPr>
+      <w:r>
+        <w:rPr>
+          <w:rFonts w:ascii="Sitka Display" w:hAnsi="Sitka Display" w:cs="Times New Roman"/>
+          <w:b/>
+          <w:bCs/>
+          <w:sz w:val="28"/>
+          <w:szCs w:val="28"/>
+          <w:u w:val="single"/>
+          <w:lang w:val="en-GB"/>
+        </w:rPr>
+        <w:lastRenderedPageBreak/>
+        <w:t>What is the market?</w:t>
+      </w:r>
+      <w:r>
+        <w:rPr>
+          <w:rFonts w:ascii="Sitka Display" w:hAnsi="Sitka Display" w:cs="Times New Roman"/>
+          <w:b/>
+          <w:bCs/>
+          <w:sz w:val="28"/>
+          <w:szCs w:val="28"/>
+          <w:lang w:val="en-GB"/>
+        </w:rPr>
+        <w:t xml:space="preserve"> </w:t>
+      </w:r>
+    </w:p>
+    <w:p>
+      <w:pPr>
+        <w:pStyle w:val="ListParagraph"/>
+        <w:ind w:left="1080"/>
+        <w:jc w:val="both"/>
+        <w:rPr>
+          <w:rFonts w:ascii="Sitka Display" w:hAnsi="Sitka Display" w:cs="Times New Roman"/>
+          <w:sz w:val="28"/>
+          <w:szCs w:val="28"/>
+          <w:lang w:val="en-GB"/>
+        </w:rPr>
+      </w:pPr>
+      <w:r>
+        <w:rPr>
+          <w:rFonts w:ascii="Sitka Display" w:hAnsi="Sitka Display" w:cs="Times New Roman"/>
+          <w:sz w:val="28"/>
+          <w:szCs w:val="28"/>
+          <w:lang w:val="en-GB"/>
+        </w:rPr>
+        <w:t>Students using telegram as a primary source for their course group chats and for sending resources e.g. C9ovenant University.</w:t>
+      </w:r>
+    </w:p>
+    <w:p>
+      <w:pPr>
+        <w:pStyle w:val="ListParagraph"/>
+        <w:numPr>
+          <w:ilvl w:val="0"/>
+          <w:numId w:val="2"/>
+        </w:numPr>
+        <w:jc w:val="both"/>
+        <w:rPr>
+          <w:rFonts w:ascii="Sitka Display" w:hAnsi="Sitka Display" w:cs="Times New Roman"/>
+          <w:b/>
+          <w:bCs/>
+          <w:sz w:val="28"/>
+          <w:szCs w:val="28"/>
+          <w:lang w:val="en-GB"/>
+        </w:rPr>
+      </w:pPr>
+      <w:r>
+        <w:rPr>
+          <w:rFonts w:ascii="Sitka Display" w:hAnsi="Sitka Display" w:cs="Times New Roman"/>
+          <w:b/>
+          <w:bCs/>
+          <w:sz w:val="28"/>
+          <w:szCs w:val="28"/>
+          <w:u w:val="single"/>
+          <w:lang w:val="en-GB"/>
+        </w:rPr>
+        <w:t>Who are your competitors?</w:t>
+      </w:r>
+    </w:p>
+    <w:p>
+      <w:pPr>
+        <w:pStyle w:val="ListParagraph"/>
+        <w:ind w:left="1080"/>
+        <w:jc w:val="both"/>
+        <w:rPr>
+          <w:rFonts w:ascii="Sitka Display" w:hAnsi="Sitka Display" w:cs="Times New Roman"/>
+          <w:b/>
+          <w:bCs/>
+          <w:i/>
+          <w:iCs/>
+          <w:sz w:val="28"/>
+          <w:szCs w:val="28"/>
+          <w:lang w:val="en-GB"/>
+        </w:rPr>
+      </w:pPr>
+      <w:r>
+        <w:rPr>
+          <w:rFonts w:ascii="Sitka Display" w:hAnsi="Sitka Display" w:cs="Times New Roman"/>
+          <w:b/>
+          <w:bCs/>
+          <w:i/>
+          <w:iCs/>
+          <w:sz w:val="28"/>
+          <w:szCs w:val="28"/>
+          <w:lang w:val="en-GB"/>
+        </w:rPr>
+        <w:t>-Direct Competitors:</w:t>
+      </w:r>
+    </w:p>
+    <w:p>
+      <w:pPr>
+        <w:pStyle w:val="ListParagraph"/>
+        <w:ind w:left="1080"/>
+        <w:jc w:val="both"/>
+        <w:rPr>
+          <w:rFonts w:ascii="Sitka Display" w:hAnsi="Sitka Display" w:cs="Times New Roman"/>
+          <w:sz w:val="28"/>
+          <w:szCs w:val="28"/>
+          <w:lang w:val="en-GB"/>
+        </w:rPr>
+      </w:pPr>
+      <w:r>
+        <w:rPr>
+          <w:rFonts w:ascii="Sitka Display" w:hAnsi="Sitka Display" w:cs="Times New Roman"/>
+          <w:sz w:val="28"/>
+          <w:szCs w:val="28"/>
+          <w:lang w:val="en-GB"/>
+        </w:rPr>
+        <w:t>Moodle</w:t>
+      </w:r>
+    </w:p>
+    <w:p>
+      <w:pPr>
+        <w:pStyle w:val="ListParagraph"/>
+        <w:numPr>
+          <w:ilvl w:val="0"/>
+          <w:numId w:val="2"/>
+        </w:numPr>
+        <w:jc w:val="both"/>
+        <w:rPr>
+          <w:rFonts w:ascii="Sitka Display" w:hAnsi="Sitka Display" w:cs="Times New Roman"/>
+          <w:b/>
+          <w:bCs/>
+          <w:sz w:val="28"/>
+          <w:szCs w:val="28"/>
+          <w:u w:val="single"/>
+          <w:lang w:val="en-GB"/>
+        </w:rPr>
+      </w:pPr>
+      <w:r>
+        <w:rPr>
+          <w:rFonts w:ascii="Sitka Display" w:hAnsi="Sitka Display" w:cs="Times New Roman"/>
+          <w:b/>
+          <w:bCs/>
+          <w:sz w:val="28"/>
+          <w:szCs w:val="28"/>
+          <w:u w:val="single"/>
+          <w:lang w:val="en-GB"/>
+        </w:rPr>
+        <w:t>What is your market strategy?</w:t>
+      </w:r>
+    </w:p>
+    <w:p>
+      <w:pPr>
+        <w:pStyle w:val="ListParagraph"/>
+        <w:ind w:left="1080"/>
+        <w:jc w:val="both"/>
+        <w:rPr>
+          <w:rFonts w:ascii="Sitka Display" w:hAnsi="Sitka Display" w:cs="Times New Roman"/>
+          <w:b/>
+          <w:bCs/>
+          <w:i/>
+          <w:iCs/>
+          <w:sz w:val="28"/>
+          <w:szCs w:val="28"/>
+          <w:lang w:val="en-GB"/>
+        </w:rPr>
+      </w:pPr>
+      <w:r>
+        <w:rPr>
+          <w:rFonts w:ascii="Sitka Display" w:hAnsi="Sitka Display" w:cs="Times New Roman"/>
+          <w:b/>
+          <w:bCs/>
+          <w:i/>
+          <w:iCs/>
+          <w:sz w:val="28"/>
+          <w:szCs w:val="28"/>
+          <w:lang w:val="en-GB"/>
+        </w:rPr>
+        <w:t>-How do I grow my business and what are the steps along the way?</w:t>
+      </w:r>
+    </w:p>
+    <w:p>
+      <w:pPr>
+        <w:pStyle w:val="ListParagraph"/>
+        <w:ind w:left="1080"/>
+        <w:jc w:val="both"/>
+        <w:rPr>
+          <w:rFonts w:ascii="Sitka Display" w:hAnsi="Sitka Display" w:cs="Times New Roman"/>
+          <w:sz w:val="28"/>
+          <w:szCs w:val="28"/>
+          <w:lang w:val="en-GB"/>
+        </w:rPr>
+      </w:pPr>
+      <w:r>
+        <w:rPr>
+          <w:rFonts w:ascii="Sitka Display" w:hAnsi="Sitka Display" w:cs="Times New Roman"/>
+          <w:b/>
+          <w:bCs/>
+          <w:sz w:val="28"/>
+          <w:szCs w:val="28"/>
+          <w:lang w:val="en-GB"/>
+        </w:rPr>
+        <w:t>-</w:t>
+      </w:r>
+      <w:r>
+        <w:rPr>
+          <w:rFonts w:ascii="Sitka Display" w:hAnsi="Sitka Display" w:cs="Times New Roman"/>
+          <w:sz w:val="28"/>
+          <w:szCs w:val="28"/>
+          <w:lang w:val="en-GB"/>
+        </w:rPr>
+        <w:t>S</w:t>
+      </w:r>
+      <w:r>
+        <w:rPr>
+          <w:rFonts w:ascii="Sitka Display" w:hAnsi="Sitka Display" w:cs="Times New Roman"/>
+          <w:sz w:val="28"/>
+          <w:szCs w:val="28"/>
+          <w:lang w:val="en-GB"/>
+        </w:rPr>
+        <w:t>tart with allowing for resource sharing among programs</w:t>
+      </w:r>
+    </w:p>
+    <w:p>
+      <w:pPr>
+        <w:pStyle w:val="ListParagraph"/>
+        <w:ind w:left="1080"/>
+        <w:jc w:val="both"/>
+        <w:rPr>
+          <w:rFonts w:ascii="Sitka Display" w:hAnsi="Sitka Display" w:cs="Times New Roman"/>
+          <w:sz w:val="28"/>
+          <w:szCs w:val="28"/>
+          <w:lang w:val="en-GB"/>
+        </w:rPr>
+      </w:pPr>
+      <w:r>
+        <w:rPr>
+          <w:rFonts w:ascii="Sitka Display" w:hAnsi="Sitka Display" w:cs="Times New Roman"/>
+          <w:b/>
+          <w:bCs/>
+          <w:sz w:val="28"/>
+          <w:szCs w:val="28"/>
+          <w:lang w:val="en-GB"/>
+        </w:rPr>
+        <w:t>-</w:t>
+      </w:r>
+      <w:r>
+        <w:rPr>
+          <w:rFonts w:ascii="Sitka Display" w:hAnsi="Sitka Display" w:cs="Times New Roman"/>
+          <w:sz w:val="28"/>
+          <w:szCs w:val="28"/>
+          <w:lang w:val="en-GB"/>
+        </w:rPr>
+        <w:t xml:space="preserve"> Allow for departments to carefully use it gather pqs that can be used across all levels</w:t>
+      </w:r>
+    </w:p>
+    <w:p>
+      <w:pPr>
+        <w:pStyle w:val="ListParagraph"/>
+        <w:ind w:left="1080"/>
+        <w:jc w:val="both"/>
+        <w:rPr>
+          <w:rFonts w:ascii="Sitka Display" w:hAnsi="Sitka Display" w:cs="Times New Roman"/>
+          <w:sz w:val="28"/>
+          <w:szCs w:val="28"/>
+          <w:lang w:val="en-GB"/>
+        </w:rPr>
+      </w:pPr>
+      <w:r>
+        <w:rPr>
+          <w:rFonts w:ascii="Sitka Display" w:hAnsi="Sitka Display" w:cs="Times New Roman"/>
+          <w:b/>
+          <w:bCs/>
+          <w:sz w:val="28"/>
+          <w:szCs w:val="28"/>
+          <w:lang w:val="en-GB"/>
+        </w:rPr>
+        <w:t>-</w:t>
+      </w:r>
+      <w:r>
+        <w:rPr>
+          <w:rFonts w:ascii="Sitka Display" w:hAnsi="Sitka Display" w:cs="Times New Roman"/>
+          <w:sz w:val="28"/>
+          <w:szCs w:val="28"/>
+          <w:lang w:val="en-GB"/>
+        </w:rPr>
+        <w:t>Allow for people to use it as a personal resource manager or for any group chat not necessarily academic related.</w:t>
+      </w:r>
+    </w:p>
+    <w:p>
+      <w:pPr>
+        <w:pStyle w:val="ListParagraph"/>
+        <w:ind w:left="1080"/>
+        <w:jc w:val="both"/>
+        <w:rPr>
+          <w:rFonts w:ascii="Sitka Display" w:hAnsi="Sitka Display" w:cs="Times New Roman"/>
+          <w:b/>
+          <w:bCs/>
+          <w:i/>
+          <w:iCs/>
+          <w:sz w:val="28"/>
+          <w:szCs w:val="28"/>
+          <w:lang w:val="en-GB"/>
+        </w:rPr>
+      </w:pPr>
+      <w:r>
+        <w:rPr>
+          <w:rFonts w:ascii="Sitka Display" w:hAnsi="Sitka Display" w:cs="Times New Roman"/>
+          <w:b/>
+          <w:bCs/>
+          <w:i/>
+          <w:iCs/>
+          <w:sz w:val="28"/>
+          <w:szCs w:val="28"/>
+          <w:lang w:val="en-GB"/>
+        </w:rPr>
+        <w:t>-How will I make my business still run even when I graduate?</w:t>
+      </w:r>
+    </w:p>
+    <w:p>
+      <w:pPr>
+        <w:pStyle w:val="ListParagraph"/>
+        <w:ind w:left="1080"/>
+        <w:jc w:val="both"/>
+        <w:rPr>
+          <w:rFonts w:ascii="Sitka Display" w:hAnsi="Sitka Display" w:cs="Times New Roman"/>
+          <w:sz w:val="28"/>
+          <w:szCs w:val="28"/>
+          <w:lang w:val="en-GB"/>
+        </w:rPr>
+      </w:pPr>
+      <w:r>
+        <w:rPr>
+          <w:rFonts w:ascii="Sitka Display" w:hAnsi="Sitka Display" w:cs="Times New Roman"/>
+          <w:sz w:val="28"/>
+          <w:szCs w:val="28"/>
+          <w:lang w:val="en-GB"/>
+        </w:rPr>
+        <w:t>-Since it is a telegram bot, technicalities are not to be scaled very much</w:t>
+      </w:r>
+    </w:p>
+    <w:p>
+      <w:pPr>
+        <w:pStyle w:val="ListParagraph"/>
+        <w:ind w:left="1080"/>
+        <w:jc w:val="both"/>
+        <w:rPr>
+          <w:rFonts w:ascii="Sitka Display" w:hAnsi="Sitka Display" w:cs="Times New Roman"/>
+          <w:sz w:val="28"/>
+          <w:szCs w:val="28"/>
+          <w:lang w:val="en-GB"/>
+        </w:rPr>
+      </w:pPr>
+      <w:r>
+        <w:rPr>
+          <w:rFonts w:ascii="Sitka Display" w:hAnsi="Sitka Display" w:cs="Times New Roman"/>
+          <w:sz w:val="28"/>
+          <w:szCs w:val="28"/>
+          <w:lang w:val="en-GB"/>
+        </w:rPr>
+        <w:t>-Just someone to do the marketing and bring feedback if they are any changes.</w:t>
+      </w:r>
+    </w:p>
+    <w:p>
+      <w:pPr>
+        <w:pStyle w:val="ListParagraph"/>
+        <w:ind w:left="1080"/>
+        <w:jc w:val="both"/>
+        <w:rPr>
+          <w:rFonts w:ascii="Sitka Display" w:hAnsi="Sitka Display" w:cs="Times New Roman"/>
+          <w:sz w:val="28"/>
+          <w:szCs w:val="28"/>
+          <w:lang w:val="en-GB"/>
+        </w:rPr>
+      </w:pPr>
+      <w:r>
+        <w:rPr>
+          <w:rFonts w:ascii="Sitka Display" w:hAnsi="Sitka Display" w:cs="Times New Roman"/>
+          <w:sz w:val="28"/>
+          <w:szCs w:val="28"/>
+          <w:lang w:val="en-GB"/>
+        </w:rPr>
+        <w:t>-It is supposed to last in technicality and to be maintainable, making it easy for just me to make changes as it grows.</w:t>
+      </w:r>
+    </w:p>
+    <w:p>
+      <w:pPr>
+        <w:pStyle w:val="ListParagraph"/>
+        <w:numPr>
+          <w:ilvl w:val="0"/>
+          <w:numId w:val="2"/>
+        </w:numPr>
+        <w:jc w:val="both"/>
+        <w:rPr>
+          <w:rFonts w:ascii="Sitka Display" w:hAnsi="Sitka Display" w:cs="Times New Roman"/>
+          <w:b/>
+          <w:bCs/>
+          <w:sz w:val="28"/>
+          <w:szCs w:val="28"/>
+          <w:u w:val="single"/>
+          <w:lang w:val="en-GB"/>
+        </w:rPr>
+      </w:pPr>
+      <w:r>
+        <w:rPr>
+          <w:rFonts w:ascii="Sitka Display" w:hAnsi="Sitka Display" w:cs="Times New Roman"/>
+          <w:b/>
+          <w:bCs/>
+          <w:sz w:val="28"/>
+          <w:szCs w:val="28"/>
+          <w:u w:val="single"/>
+          <w:lang w:val="en-GB"/>
+        </w:rPr>
+        <w:t>What are the numbers?</w:t>
+      </w:r>
+    </w:p>
+    <w:p>
+      <w:pPr>
+        <w:pStyle w:val="ListParagraph"/>
+        <w:ind w:left="1080"/>
+        <w:jc w:val="both"/>
+        <w:rPr>
+          <w:rFonts w:ascii="Sitka Display" w:hAnsi="Sitka Display" w:cs="Times New Roman"/>
+          <w:b/>
+          <w:bCs/>
+          <w:i/>
+          <w:iCs/>
+          <w:sz w:val="28"/>
+          <w:szCs w:val="28"/>
+          <w:lang w:val="en-GB"/>
+        </w:rPr>
+      </w:pPr>
+      <w:r>
+        <w:rPr>
+          <w:rFonts w:ascii="Sitka Display" w:hAnsi="Sitka Display" w:cs="Times New Roman"/>
+          <w:b/>
+          <w:bCs/>
+          <w:i/>
+          <w:iCs/>
+          <w:sz w:val="28"/>
+          <w:szCs w:val="28"/>
+          <w:lang w:val="en-GB"/>
+        </w:rPr>
+        <w:t>-Think about cost and pricing?</w:t>
+      </w:r>
+    </w:p>
+    <w:p>
+      <w:pPr>
+        <w:pStyle w:val="ListParagraph"/>
+        <w:ind w:left="1080"/>
+        <w:jc w:val="both"/>
+        <w:rPr>
+          <w:rFonts w:ascii="Sitka Display" w:hAnsi="Sitka Display" w:cs="Times New Roman"/>
+          <w:sz w:val="28"/>
+          <w:szCs w:val="28"/>
+          <w:lang w:val="en-GB"/>
+        </w:rPr>
+      </w:pPr>
+      <w:r>
+        <w:rPr>
+          <w:rFonts w:ascii="Sitka Display" w:hAnsi="Sitka Display" w:cs="Times New Roman"/>
+          <w:sz w:val="28"/>
+          <w:szCs w:val="28"/>
+          <w:lang w:val="en-GB"/>
+        </w:rPr>
+        <w:t>Activation</w:t>
+      </w:r>
+      <w:r>
+        <w:rPr>
+          <w:rFonts w:ascii="Sitka Display" w:hAnsi="Sitka Display" w:cs="Times New Roman"/>
+          <w:sz w:val="28"/>
+          <w:szCs w:val="28"/>
+          <w:lang w:val="en-GB"/>
+        </w:rPr>
+        <w:t xml:space="preserve"> Fee = #3000</w:t>
+      </w:r>
+    </w:p>
+    <w:p>
+      <w:pPr>
+        <w:pStyle w:val="ListParagraph"/>
+        <w:ind w:left="1080"/>
+        <w:jc w:val="both"/>
+        <w:rPr>
+          <w:rFonts w:ascii="Sitka Display" w:hAnsi="Sitka Display" w:cs="Times New Roman"/>
+          <w:sz w:val="28"/>
+          <w:szCs w:val="28"/>
+          <w:lang w:val="en-GB"/>
+        </w:rPr>
+      </w:pPr>
+      <w:r>
+        <w:rPr>
+          <w:rFonts w:ascii="Sitka Display" w:hAnsi="Sitka Display" w:cs="Times New Roman"/>
+          <w:sz w:val="28"/>
+          <w:szCs w:val="28"/>
+          <w:lang w:val="en-GB"/>
+        </w:rPr>
+        <w:t>Expansion Fee = #1500</w:t>
+      </w:r>
+    </w:p>
+    <w:p>
+      <w:pPr>
+        <w:pStyle w:val="ListParagraph"/>
+        <w:numPr>
+          <w:ilvl w:val="0"/>
+          <w:numId w:val="2"/>
+        </w:numPr>
+        <w:jc w:val="both"/>
+        <w:rPr>
+          <w:rFonts w:ascii="Sitka Display" w:hAnsi="Sitka Display" w:cs="Times New Roman"/>
+          <w:b/>
+          <w:bCs/>
+          <w:sz w:val="28"/>
+          <w:szCs w:val="28"/>
+          <w:u w:val="single"/>
+          <w:lang w:val="en-GB"/>
+        </w:rPr>
+      </w:pPr>
+      <w:r>
+        <w:rPr>
+          <w:rFonts w:ascii="Sitka Display" w:hAnsi="Sitka Display" w:cs="Times New Roman"/>
+          <w:b/>
+          <w:bCs/>
+          <w:sz w:val="28"/>
+          <w:szCs w:val="28"/>
+          <w:u w:val="single"/>
+          <w:lang w:val="en-GB"/>
+        </w:rPr>
+        <w:t>What do you need?</w:t>
+      </w:r>
+    </w:p>
+    <w:p>
+      <w:pPr>
+        <w:pStyle w:val="ListParagraph"/>
+        <w:ind w:left="1080"/>
+        <w:jc w:val="both"/>
+        <w:rPr>
+          <w:rFonts w:ascii="Sitka Display" w:hAnsi="Sitka Display" w:cs="Times New Roman"/>
+          <w:b/>
+          <w:bCs/>
+          <w:i/>
+          <w:iCs/>
+          <w:sz w:val="28"/>
+          <w:szCs w:val="28"/>
+          <w:lang w:val="en-GB"/>
+        </w:rPr>
+      </w:pPr>
+      <w:r>
+        <w:rPr>
+          <w:rFonts w:ascii="Sitka Display" w:hAnsi="Sitka Display" w:cs="Times New Roman"/>
+          <w:b/>
+          <w:bCs/>
+          <w:i/>
+          <w:iCs/>
+          <w:sz w:val="28"/>
+          <w:szCs w:val="28"/>
+          <w:lang w:val="en-GB"/>
+        </w:rPr>
+        <w:t>-Any resource from equipment, permits, capital, real estate, human resource?</w:t>
+      </w:r>
+    </w:p>
+    <w:p>
+      <w:pPr>
+        <w:pStyle w:val="ListParagraph"/>
+        <w:ind w:left="1080"/>
+        <w:jc w:val="both"/>
+        <w:rPr>
+          <w:rFonts w:ascii="Sitka Display" w:hAnsi="Sitka Display" w:cs="Times New Roman"/>
+          <w:sz w:val="28"/>
+          <w:szCs w:val="28"/>
+          <w:lang w:val="en-GB"/>
+        </w:rPr>
+      </w:pPr>
+      <w:r>
+        <w:rPr>
+          <w:rFonts w:ascii="Sitka Display" w:hAnsi="Sitka Display" w:cs="Times New Roman"/>
+          <w:sz w:val="28"/>
+          <w:szCs w:val="28"/>
+          <w:lang w:val="en-GB"/>
+        </w:rPr>
+        <w:t>Human Resource –</w:t>
+      </w:r>
+      <w:r>
+        <w:rPr>
+          <w:rFonts w:ascii="Sitka Display" w:hAnsi="Sitka Display" w:cs="Times New Roman"/>
+          <w:sz w:val="28"/>
+          <w:szCs w:val="28"/>
+          <w:lang w:val="en-GB"/>
+        </w:rPr>
+        <w:t xml:space="preserve"> Just </w:t>
+      </w:r>
+      <w:r>
+        <w:rPr>
+          <w:rFonts w:ascii="Sitka Display" w:hAnsi="Sitka Display" w:cs="Times New Roman"/>
+          <w:sz w:val="28"/>
+          <w:szCs w:val="28"/>
+          <w:lang w:val="en-GB"/>
+        </w:rPr>
+        <w:t>myself</w:t>
+      </w:r>
+      <w:r>
+        <w:rPr>
+          <w:rFonts w:ascii="Sitka Display" w:hAnsi="Sitka Display" w:cs="Times New Roman"/>
+          <w:sz w:val="28"/>
+          <w:szCs w:val="28"/>
+          <w:lang w:val="en-GB"/>
+        </w:rPr>
+        <w:t xml:space="preserve"> as developer, marketer and business woman for now</w:t>
+      </w:r>
+    </w:p>
+    <w:p>
+      <w:pPr>
+        <w:pStyle w:val="ListParagraph"/>
+        <w:ind w:left="1080"/>
+        <w:jc w:val="both"/>
+        <w:rPr>
+          <w:rFonts w:ascii="Sitka Display" w:hAnsi="Sitka Display" w:cs="Times New Roman"/>
+          <w:b/>
+          <w:bCs/>
+          <w:sz w:val="28"/>
+          <w:szCs w:val="28"/>
+          <w:lang w:val="en-GB"/>
+        </w:rPr>
+      </w:pPr>
+      <w:r>
+        <w:rPr>
+          <w:rFonts w:ascii="Sitka Display" w:hAnsi="Sitka Display" w:cs="Times New Roman"/>
+          <w:sz w:val="28"/>
+          <w:szCs w:val="28"/>
+          <w:lang w:val="en-GB"/>
+        </w:rPr>
+        <w:t xml:space="preserve">Capital – </w:t>
+      </w:r>
+      <w:r>
+        <w:rPr>
+          <w:rFonts w:ascii="Sitka Display" w:hAnsi="Sitka Display" w:cs="Times New Roman"/>
+          <w:sz w:val="28"/>
+          <w:szCs w:val="28"/>
+          <w:lang w:val="en-GB"/>
+        </w:rPr>
+        <w:tab/>
+      </w:r>
+      <w:r>
+        <w:rPr>
+          <w:rFonts w:ascii="Sitka Display" w:hAnsi="Sitka Display" w:cs="Times New Roman"/>
+          <w:b/>
+          <w:bCs/>
+          <w:sz w:val="28"/>
+          <w:szCs w:val="28"/>
+          <w:lang w:val="en-GB"/>
+        </w:rPr>
+        <w:t>#</w:t>
+      </w:r>
+      <w:r>
+        <w:rPr>
+          <w:rFonts w:ascii="Sitka Display" w:hAnsi="Sitka Display" w:cs="Times New Roman"/>
+          <w:b/>
+          <w:bCs/>
+          <w:sz w:val="28"/>
+          <w:szCs w:val="28"/>
+          <w:lang w:val="en-GB"/>
+        </w:rPr>
+        <w:t>1</w:t>
+      </w:r>
+      <w:r>
+        <w:rPr>
+          <w:rFonts w:ascii="Sitka Display" w:hAnsi="Sitka Display" w:cs="Times New Roman"/>
+          <w:b/>
+          <w:bCs/>
+          <w:sz w:val="28"/>
+          <w:szCs w:val="28"/>
+          <w:lang w:val="en-GB"/>
+        </w:rPr>
+        <w:t>0,000</w:t>
+      </w:r>
+    </w:p>
+    <w:p>
+      <w:pPr>
+        <w:pStyle w:val="ListParagraph"/>
+        <w:ind w:left="1080"/>
+        <w:jc w:val="both"/>
+        <w:rPr>
+          <w:rFonts w:ascii="Sitka Display" w:hAnsi="Sitka Display" w:cs="Times New Roman"/>
+          <w:sz w:val="28"/>
+          <w:szCs w:val="28"/>
+          <w:lang w:val="en-GB"/>
+        </w:rPr>
+      </w:pPr>
+      <w:r>
+        <w:rPr>
+          <w:rFonts w:ascii="Sitka Display" w:hAnsi="Sitka Display" w:cs="Times New Roman"/>
+          <w:sz w:val="28"/>
+          <w:szCs w:val="28"/>
+          <w:lang w:val="en-GB"/>
+        </w:rPr>
+        <w:t>Permits – Register business in school to get student permit.</w:t>
+      </w:r>
+    </w:p>
+    <w:p>
+      <w:pPr>
+        <w:pStyle w:val="ListParagraph"/>
+        <w:ind w:left="1080"/>
+        <w:jc w:val="both"/>
+        <w:rPr>
+          <w:rFonts w:ascii="Sitka Display" w:hAnsi="Sitka Display" w:cs="Times New Roman"/>
+          <w:sz w:val="28"/>
+          <w:szCs w:val="28"/>
+          <w:lang w:val="en-GB"/>
+        </w:rPr>
+      </w:pPr>
+      <w:r>
+        <w:rPr>
+          <w:rFonts w:ascii="Sitka Display" w:hAnsi="Sitka Display" w:cs="Times New Roman"/>
+          <w:sz w:val="28"/>
+          <w:szCs w:val="28"/>
+          <w:lang w:val="en-GB"/>
+        </w:rPr>
+        <w:t>Equipment – AI coding tools, Server and database, Front and backend tools.</w:t>
+      </w:r>
+      <w:r>
+        <w:rPr>
+          <w:rFonts w:ascii="Sitka Display" w:hAnsi="Sitka Display" w:cs="Times New Roman"/>
+          <w:sz w:val="28"/>
+          <w:szCs w:val="28"/>
+          <w:lang w:val="en-GB"/>
+        </w:rPr>
+        <w:t xml:space="preserve"> Paid deployment environments.</w:t>
+      </w:r>
+    </w:p>
+    <w:p>
+      <w:pPr>
+        <w:pStyle w:val="ListParagraph"/>
+        <w:ind w:left="1080"/>
+        <w:jc w:val="both"/>
+        <w:rPr>
+          <w:rFonts w:ascii="Sitka Display" w:hAnsi="Sitka Display" w:cs="Times New Roman"/>
+          <w:sz w:val="28"/>
+          <w:szCs w:val="28"/>
+          <w:lang w:val="en-GB"/>
+        </w:rPr>
+      </w:pPr>
+    </w:p>
+    <w:p>
+      <w:pPr>
+        <w:pStyle w:val="ListParagraph"/>
+        <w:ind w:left="1080"/>
+        <w:jc w:val="both"/>
+        <w:rPr>
+          <w:rFonts w:ascii="Sitka Display" w:hAnsi="Sitka Display" w:cs="Times New Roman"/>
+          <w:sz w:val="28"/>
+          <w:szCs w:val="28"/>
+          <w:lang w:val="en-GB"/>
+        </w:rPr>
+      </w:pPr>
+    </w:p>
+    <w:p>
+      <w:pPr>
+        <w:pStyle w:val="ListParagraph"/>
+        <w:numPr>
+          <w:ilvl w:val="0"/>
+          <w:numId w:val="2"/>
+        </w:numPr>
+        <w:jc w:val="both"/>
+        <w:rPr>
+          <w:rFonts w:ascii="Sitka Display" w:hAnsi="Sitka Display" w:cs="Times New Roman"/>
+          <w:b/>
+          <w:bCs/>
+          <w:sz w:val="28"/>
+          <w:szCs w:val="28"/>
+          <w:u w:val="single"/>
+          <w:lang w:val="en-GB"/>
+        </w:rPr>
+      </w:pPr>
+      <w:r>
+        <w:rPr>
+          <w:rFonts w:ascii="Sitka Display" w:hAnsi="Sitka Display" w:cs="Times New Roman"/>
+          <w:b/>
+          <w:bCs/>
+          <w:sz w:val="28"/>
+          <w:szCs w:val="28"/>
+          <w:u w:val="single"/>
+          <w:lang w:val="en-GB"/>
+        </w:rPr>
+        <w:lastRenderedPageBreak/>
+        <w:t>Silent game changers?</w:t>
+      </w:r>
+    </w:p>
+    <w:p>
+      <w:pPr>
+        <w:pStyle w:val="ListParagraph"/>
+        <w:ind w:left="1080"/>
+        <w:jc w:val="both"/>
+        <w:rPr>
+          <w:rFonts w:ascii="Sitka Display" w:hAnsi="Sitka Display" w:cs="Times New Roman"/>
+          <w:sz w:val="28"/>
+          <w:szCs w:val="28"/>
+          <w:lang w:val="en-GB"/>
+        </w:rPr>
+      </w:pPr>
+      <w:r>
+        <w:rPr>
+          <w:rFonts w:ascii="Sitka Display" w:hAnsi="Sitka Display" w:cs="Times New Roman"/>
+          <w:sz w:val="28"/>
+          <w:szCs w:val="28"/>
+          <w:lang w:val="en-GB"/>
+        </w:rPr>
+        <w:t>-</w:t>
+      </w:r>
+      <w:r>
+        <w:rPr>
+          <w:rFonts w:ascii="Sitka Display" w:hAnsi="Sitka Display" w:cs="Times New Roman"/>
+          <w:sz w:val="28"/>
+          <w:szCs w:val="28"/>
+          <w:lang w:val="en-GB"/>
+        </w:rPr>
+        <w:t>It will run for a long consistent time in Jesus name</w:t>
+      </w:r>
+    </w:p>
+    <w:p>
+      <w:pPr>
+        <w:pStyle w:val="ListParagraph"/>
+        <w:ind w:left="1080"/>
+        <w:jc w:val="both"/>
+        <w:rPr>
+          <w:rFonts w:ascii="Sitka Display" w:hAnsi="Sitka Display" w:cs="Times New Roman"/>
+          <w:sz w:val="28"/>
+          <w:szCs w:val="28"/>
+          <w:lang w:val="en-GB"/>
+        </w:rPr>
+      </w:pPr>
+      <w:r>
+        <w:rPr>
+          <w:rFonts w:ascii="Sitka Display" w:hAnsi="Sitka Display" w:cs="Times New Roman"/>
+          <w:sz w:val="28"/>
+          <w:szCs w:val="28"/>
+          <w:lang w:val="en-GB"/>
+        </w:rPr>
+        <w:t>-Steady stream of income</w:t>
+      </w:r>
+    </w:p>
+    <w:p>
+      <w:pPr>
+        <w:pStyle w:val="ListParagraph"/>
+        <w:ind w:left="1080"/>
+        <w:jc w:val="both"/>
+        <w:rPr>
+          <w:rFonts w:ascii="Sitka Display" w:hAnsi="Sitka Display" w:cs="Times New Roman"/>
+          <w:sz w:val="28"/>
+          <w:szCs w:val="28"/>
+          <w:lang w:val="en-GB"/>
+        </w:rPr>
+      </w:pPr>
+      <w:r>
+        <w:rPr>
+          <w:rFonts w:ascii="Sitka Display" w:hAnsi="Sitka Display" w:cs="Times New Roman"/>
+          <w:sz w:val="28"/>
+          <w:szCs w:val="28"/>
+          <w:lang w:val="en-GB"/>
+        </w:rPr>
+        <w:t>-It is very accessible, resources do not take time to access</w:t>
+      </w:r>
+    </w:p>
+    <w:p>
+      <w:pPr>
+        <w:pStyle w:val="ListParagraph"/>
+        <w:ind w:left="1080"/>
+        <w:jc w:val="both"/>
+        <w:rPr>
+          <w:rFonts w:ascii="Sitka Display" w:hAnsi="Sitka Display" w:cs="Times New Roman"/>
+          <w:sz w:val="28"/>
+          <w:szCs w:val="28"/>
+          <w:lang w:val="en-GB"/>
+        </w:rPr>
+      </w:pPr>
+      <w:r>
+        <w:rPr>
+          <w:rFonts w:ascii="Sitka Display" w:hAnsi="Sitka Display" w:cs="Times New Roman"/>
+          <w:sz w:val="28"/>
+          <w:szCs w:val="28"/>
+          <w:lang w:val="en-GB"/>
+        </w:rPr>
+        <w:t>-It is fast and very reliable, your personal handler.</w:t>
+      </w:r>
+    </w:p>
+    <w:p>
+      <w:pPr>
+        <w:rPr>
+          <w:rFonts w:ascii="Sitka Display" w:hAnsi="Sitka Display" w:cs="Times New Roman"/>
+          <w:sz w:val="28"/>
+          <w:szCs w:val="28"/>
+          <w:lang w:val="en-GB"/>
+        </w:rPr>
+      </w:pPr>
+      <w:r>
+        <w:rPr>
+          <w:rFonts w:ascii="Sitka Display" w:hAnsi="Sitka Display" w:cs="Times New Roman"/>
+          <w:sz w:val="28"/>
+          <w:szCs w:val="28"/>
+          <w:lang w:val="en-GB"/>
+        </w:rPr>
+        <w:t>Detects former files and new files, for adding resource</w:t>
+      </w:r>
+    </w:p>
+    <w:p>
+      <w:pPr>
+        <w:rPr>
+          <w:rFonts w:ascii="Sitka Display" w:hAnsi="Sitka Display" w:cs="Times New Roman"/>
+          <w:sz w:val="28"/>
+          <w:szCs w:val="28"/>
+          <w:lang w:val="en-GB"/>
+        </w:rPr>
+      </w:pPr>
+      <w:r>
+        <w:rPr>
+          <w:rFonts w:ascii="Sitka Display" w:hAnsi="Sitka Display" w:cs="Times New Roman"/>
+          <w:sz w:val="28"/>
+          <w:szCs w:val="28"/>
+          <w:lang w:val="en-GB"/>
+        </w:rPr>
+        <w:t xml:space="preserve">Use all to get all the resources, both notes, </w:t>
+      </w:r>
+      <w:proofErr w:type="spellStart"/>
+      <w:r>
+        <w:rPr>
+          <w:rFonts w:ascii="Sitka Display" w:hAnsi="Sitka Display" w:cs="Times New Roman"/>
+          <w:sz w:val="28"/>
+          <w:szCs w:val="28"/>
+          <w:lang w:val="en-GB"/>
+        </w:rPr>
+        <w:t>pqfiles</w:t>
+      </w:r>
+      <w:proofErr w:type="spellEnd"/>
+      <w:r>
+        <w:rPr>
+          <w:rFonts w:ascii="Sitka Display" w:hAnsi="Sitka Display" w:cs="Times New Roman"/>
+          <w:sz w:val="28"/>
+          <w:szCs w:val="28"/>
+          <w:lang w:val="en-GB"/>
+        </w:rPr>
+        <w:t xml:space="preserve"> etc</w:t>
+      </w:r>
+    </w:p>
+    <w:p>
+      <w:pPr>
+        <w:rPr>
+          <w:rFonts w:ascii="Sitka Display" w:hAnsi="Sitka Display" w:cs="Times New Roman"/>
+          <w:sz w:val="28"/>
+          <w:szCs w:val="28"/>
+          <w:lang w:val="en-GB"/>
+        </w:rPr>
+      </w:pPr>
+      <w:r>
+        <w:rPr>
+          <w:rFonts w:ascii="Sitka Display" w:hAnsi="Sitka Display" w:cs="Times New Roman"/>
+          <w:sz w:val="28"/>
+          <w:szCs w:val="28"/>
+          <w:lang w:val="en-GB"/>
+        </w:rPr>
+        <w:t>Other levels can have access to it</w:t>
+      </w:r>
+    </w:p>
+    <w:p>
+      <w:pPr>
+        <w:rPr>
+          <w:rFonts w:ascii="Sitka Display" w:hAnsi="Sitka Display" w:cs="Times New Roman"/>
+          <w:sz w:val="28"/>
+          <w:szCs w:val="28"/>
+          <w:lang w:val="en-GB"/>
+        </w:rPr>
+      </w:pPr>
+      <w:r>
+        <w:rPr>
+          <w:rFonts w:ascii="Sitka Display" w:hAnsi="Sitka Display" w:cs="Times New Roman"/>
+          <w:sz w:val="28"/>
+          <w:szCs w:val="28"/>
+          <w:lang w:val="en-GB"/>
+        </w:rPr>
+        <w:t>We can have access to alpha and omega semester notes</w:t>
+      </w:r>
+    </w:p>
+    <w:p>
+      <w:pPr>
+        <w:rPr>
+          <w:rFonts w:ascii="Sitka Display" w:hAnsi="Sitka Display" w:cs="Times New Roman"/>
+          <w:sz w:val="28"/>
+          <w:szCs w:val="28"/>
+          <w:lang w:val="en-GB"/>
+        </w:rPr>
+      </w:pPr>
+      <w:r>
+        <w:rPr>
+          <w:rFonts w:ascii="Sitka Display" w:hAnsi="Sitka Display" w:cs="Times New Roman"/>
+          <w:sz w:val="28"/>
+          <w:szCs w:val="28"/>
+          <w:lang w:val="en-GB"/>
+        </w:rPr>
+        <w:t>When notes are uploaded to the group chat, they can divide which files go to which</w:t>
+      </w:r>
+    </w:p>
+    <w:p>
+      <w:pPr>
+        <w:jc w:val="center"/>
+        <w:rPr>
+          <w:rFonts w:ascii="Sitka Heading" w:hAnsi="Sitka Heading" w:cs="Times New Roman"/>
+          <w:b/>
+          <w:bCs/>
+          <w:sz w:val="28"/>
+          <w:szCs w:val="28"/>
+          <w:u w:val="single"/>
+          <w:lang w:val="en-GB"/>
+        </w:rPr>
+      </w:pPr>
+      <w:r>
+        <w:rPr>
+          <w:rFonts w:ascii="Sitka Heading" w:hAnsi="Sitka Heading" w:cs="Times New Roman"/>
+          <w:b/>
+          <w:bCs/>
+          <w:sz w:val="28"/>
+          <w:szCs w:val="28"/>
+          <w:u w:val="single"/>
+          <w:lang w:val="en-GB"/>
+        </w:rPr>
+        <w:t>B</w:t>
+      </w:r>
+      <w:r>
+        <w:rPr>
+          <w:rFonts w:ascii="Sitka Heading" w:hAnsi="Sitka Heading" w:cs="Times New Roman"/>
+          <w:b/>
+          <w:bCs/>
+          <w:sz w:val="28"/>
+          <w:szCs w:val="28"/>
+          <w:u w:val="single"/>
+          <w:lang w:val="en-GB"/>
+        </w:rPr>
+        <w:t>RAND ELEMENTS</w:t>
+      </w:r>
+      <w:r>
+        <w:rPr>
+          <w:rFonts w:ascii="Sitka Heading" w:hAnsi="Sitka Heading" w:cs="Times New Roman"/>
+          <w:b/>
+          <w:bCs/>
+          <w:sz w:val="28"/>
+          <w:szCs w:val="28"/>
+          <w:u w:val="single"/>
+          <w:lang w:val="en-GB"/>
+        </w:rPr>
+        <w:t xml:space="preserve"> FOR S</w:t>
+      </w:r>
+      <w:r>
+        <w:rPr>
+          <w:rFonts w:ascii="Sitka Heading" w:hAnsi="Sitka Heading" w:cs="Times New Roman"/>
+          <w:b/>
+          <w:bCs/>
+          <w:sz w:val="28"/>
+          <w:szCs w:val="28"/>
+          <w:u w:val="single"/>
+          <w:lang w:val="en-GB"/>
+        </w:rPr>
+        <w:t>TACKAIV BOT</w:t>
+      </w:r>
+    </w:p>
+    <w:p>
+      <w:pPr>
+        <w:pStyle w:val="ListParagraph"/>
+        <w:numPr>
+          <w:ilvl w:val="0"/>
+          <w:numId w:val="4"/>
+        </w:numPr>
+        <w:jc w:val="both"/>
+        <w:rPr>
+          <w:rFonts w:ascii="Sitka Display" w:hAnsi="Sitka Display" w:cs="Times New Roman"/>
+          <w:sz w:val="28"/>
+          <w:szCs w:val="28"/>
+          <w:lang w:val="en-GB"/>
+        </w:rPr>
+      </w:pPr>
+      <w:r>
+        <w:rPr>
+          <w:rFonts w:ascii="Sitka Display" w:hAnsi="Sitka Display" w:cs="Times New Roman"/>
+          <w:b/>
+          <w:bCs/>
+          <w:sz w:val="28"/>
+          <w:szCs w:val="28"/>
+          <w:lang w:val="en-GB"/>
+        </w:rPr>
+        <w:t>Telegram Bot</w:t>
+      </w:r>
+      <w:r>
+        <w:rPr>
+          <w:rFonts w:ascii="Sitka Display" w:hAnsi="Sitka Display" w:cs="Times New Roman"/>
+          <w:sz w:val="28"/>
+          <w:szCs w:val="28"/>
+          <w:lang w:val="en-GB"/>
+        </w:rPr>
+        <w:t xml:space="preserve"> – </w:t>
+      </w:r>
+      <w:r>
+        <w:rPr>
+          <w:rFonts w:ascii="Sitka Display" w:hAnsi="Sitka Display" w:cs="Times New Roman"/>
+          <w:sz w:val="28"/>
+          <w:szCs w:val="28"/>
+          <w:lang w:val="en-GB"/>
+        </w:rPr>
+        <w:t>Serious, Reliable, Sraight to the point.</w:t>
+      </w:r>
+      <w:r>
+        <w:rPr>
+          <w:rFonts w:ascii="Sitka Display" w:hAnsi="Sitka Display" w:cs="Times New Roman"/>
+          <w:sz w:val="28"/>
+          <w:szCs w:val="28"/>
+          <w:lang w:val="en-GB"/>
+        </w:rPr>
+        <w:t xml:space="preserve"> Speed of functionality is high</w:t>
+      </w:r>
+    </w:p>
+    <w:p>
+      <w:pPr>
+        <w:pStyle w:val="ListParagraph"/>
+        <w:numPr>
+          <w:ilvl w:val="0"/>
+          <w:numId w:val="4"/>
+        </w:numPr>
+        <w:jc w:val="both"/>
+        <w:rPr>
+          <w:rFonts w:ascii="Sitka Display" w:hAnsi="Sitka Display" w:cs="Times New Roman"/>
+          <w:sz w:val="28"/>
+          <w:szCs w:val="28"/>
+          <w:lang w:val="en-GB"/>
+        </w:rPr>
+      </w:pPr>
+      <w:r>
+        <w:rPr>
+          <w:rFonts w:ascii="Sitka Display" w:hAnsi="Sitka Display" w:cs="Times New Roman"/>
+          <w:b/>
+          <w:bCs/>
+          <w:sz w:val="28"/>
+          <w:szCs w:val="28"/>
+          <w:lang w:val="en-GB"/>
+        </w:rPr>
+        <w:t>Business Name</w:t>
+      </w:r>
+      <w:r>
+        <w:rPr>
+          <w:rFonts w:ascii="Sitka Display" w:hAnsi="Sitka Display" w:cs="Times New Roman"/>
+          <w:sz w:val="28"/>
+          <w:szCs w:val="28"/>
+          <w:lang w:val="en-GB"/>
+        </w:rPr>
+        <w:t xml:space="preserve"> – St</w:t>
+      </w:r>
+      <w:r>
+        <w:rPr>
+          <w:rFonts w:ascii="Sitka Display" w:hAnsi="Sitka Display" w:cs="Times New Roman"/>
+          <w:sz w:val="28"/>
+          <w:szCs w:val="28"/>
+          <w:lang w:val="en-GB"/>
+        </w:rPr>
+        <w:t>ackaiv</w:t>
+      </w:r>
+    </w:p>
+    <w:p>
+      <w:pPr>
+        <w:pStyle w:val="ListParagraph"/>
+        <w:numPr>
+          <w:ilvl w:val="0"/>
+          <w:numId w:val="4"/>
+        </w:numPr>
+        <w:jc w:val="both"/>
+        <w:rPr>
+          <w:rFonts w:ascii="Sitka Display" w:hAnsi="Sitka Display" w:cs="Times New Roman"/>
+          <w:sz w:val="28"/>
+          <w:szCs w:val="28"/>
+          <w:lang w:val="en-GB"/>
+        </w:rPr>
+      </w:pPr>
+      <w:r>
+        <w:rPr>
+          <w:rFonts w:ascii="Sitka Display" w:hAnsi="Sitka Display" w:cs="Times New Roman"/>
+          <w:b/>
+          <w:bCs/>
+          <w:sz w:val="28"/>
+          <w:szCs w:val="28"/>
+          <w:lang w:val="en-GB"/>
+        </w:rPr>
+        <w:t>Business Logo</w:t>
+      </w:r>
+      <w:r>
+        <w:rPr>
+          <w:rFonts w:ascii="Sitka Display" w:hAnsi="Sitka Display" w:cs="Times New Roman"/>
+          <w:sz w:val="28"/>
+          <w:szCs w:val="28"/>
+          <w:lang w:val="en-GB"/>
+        </w:rPr>
+        <w:t xml:space="preserve"> – A </w:t>
+      </w:r>
+      <w:r>
+        <w:rPr>
+          <w:rFonts w:ascii="Sitka Display" w:hAnsi="Sitka Display" w:cs="Times New Roman"/>
+          <w:sz w:val="28"/>
+          <w:szCs w:val="28"/>
+          <w:lang w:val="en-GB"/>
+        </w:rPr>
+        <w:t>S logo</w:t>
+      </w:r>
+    </w:p>
+    <w:p>
+      <w:pPr>
+        <w:pStyle w:val="ListParagraph"/>
+        <w:numPr>
+          <w:ilvl w:val="0"/>
+          <w:numId w:val="4"/>
+        </w:numPr>
+        <w:jc w:val="both"/>
+        <w:rPr>
+          <w:rFonts w:ascii="Sitka Display" w:hAnsi="Sitka Display" w:cs="Times New Roman"/>
+          <w:sz w:val="28"/>
+          <w:szCs w:val="28"/>
+          <w:lang w:val="en-GB"/>
+        </w:rPr>
+      </w:pPr>
+      <w:r>
+        <w:rPr>
+          <w:rFonts w:ascii="Sitka Display" w:hAnsi="Sitka Display" w:cs="Times New Roman"/>
+          <w:b/>
+          <w:bCs/>
+          <w:sz w:val="28"/>
+          <w:szCs w:val="28"/>
+          <w:lang w:val="en-GB"/>
+        </w:rPr>
+        <w:t>Colours</w:t>
+      </w:r>
+      <w:r>
+        <w:rPr>
+          <w:rFonts w:ascii="Sitka Display" w:hAnsi="Sitka Display" w:cs="Times New Roman"/>
+          <w:sz w:val="28"/>
+          <w:szCs w:val="28"/>
+          <w:lang w:val="en-GB"/>
+        </w:rPr>
+        <w:t xml:space="preserve"> – Light blue and Teal</w:t>
+      </w:r>
+    </w:p>
+    <w:p>
+      <w:pPr>
+        <w:pStyle w:val="ListParagraph"/>
+        <w:numPr>
+          <w:ilvl w:val="0"/>
+          <w:numId w:val="4"/>
+        </w:numPr>
+        <w:jc w:val="both"/>
+        <w:rPr>
+          <w:rFonts w:ascii="Sitka Display" w:hAnsi="Sitka Display" w:cs="Times New Roman"/>
+          <w:sz w:val="28"/>
+          <w:szCs w:val="28"/>
+          <w:lang w:val="en-GB"/>
+        </w:rPr>
+      </w:pPr>
+      <w:r>
+        <w:rPr>
+          <w:rFonts w:ascii="Sitka Display" w:hAnsi="Sitka Display" w:cs="Times New Roman"/>
+          <w:b/>
+          <w:bCs/>
+          <w:sz w:val="28"/>
+          <w:szCs w:val="28"/>
+          <w:lang w:val="en-GB"/>
+        </w:rPr>
+        <w:t>Student Experience</w:t>
+      </w:r>
+      <w:r>
+        <w:rPr>
+          <w:rFonts w:ascii="Sitka Display" w:hAnsi="Sitka Display" w:cs="Times New Roman"/>
+          <w:sz w:val="28"/>
+          <w:szCs w:val="28"/>
+          <w:lang w:val="en-GB"/>
+        </w:rPr>
+        <w:t xml:space="preserve"> – E</w:t>
+      </w:r>
+      <w:r>
+        <w:rPr>
+          <w:rFonts w:ascii="Sitka Display" w:hAnsi="Sitka Display" w:cs="Times New Roman"/>
+          <w:sz w:val="28"/>
+          <w:szCs w:val="28"/>
+          <w:lang w:val="en-GB"/>
+        </w:rPr>
+        <w:t>ase, Accessibility and Functional.</w:t>
+      </w:r>
+    </w:p>
+    <w:p>
+      <w:pPr>
+        <w:jc w:val="center"/>
+        <w:rPr>
+          <w:rFonts w:ascii="Sitka Banner" w:hAnsi="Sitka Banner"/>
+          <w:b/>
+          <w:bCs/>
+          <w:u w:val="single"/>
+          <w:lang w:val="en-GB"/>
+        </w:rPr>
+      </w:pPr>
+    </w:p>
+    <w:p>
+      <w:pPr>
+        <w:jc w:val="center"/>
+        <w:rPr>
+          <w:rFonts w:ascii="Sitka Banner" w:hAnsi="Sitka Banner"/>
+          <w:b/>
+          <w:bCs/>
+          <w:u w:val="single"/>
+          <w:lang w:val="en-GB"/>
+        </w:rPr>
+      </w:pPr>
     </w:p>
     <w:sectPr>
       <w:pgSz w:w="11906" w:h="16838"/>
@@ -32,6 +2060,518 @@
     </w:sectPr>
   </w:body>
 </w:document>
+</file>
+
+<file path=word/numbering.xml><?xml version="1.0" encoding="utf-8"?>
+<w:numbering xmlns:wpc="http://schemas.microsoft.com/office/word/2010/wordprocessingCanvas" xmlns:cx="http://schemas.microsoft.com/office/drawing/2014/chartex" xmlns:cx1="http://schemas.microsoft.com/office/drawing/2015/9/8/chartex" xmlns:cx2="http://schemas.microsoft.com/office/drawing/2015/10/21/chartex" xmlns:cx3="http://schemas.microsoft.com/office/drawing/2016/5/9/chartex" xmlns:cx4="http://schemas.microsoft.com/office/drawing/2016/5/10/chartex" xmlns:cx5="http://schemas.microsoft.com/office/drawing/2016/5/11/chartex" xmlns:cx6="http://schemas.microsoft.com/office/drawing/2016/5/12/chartex" xmlns:cx7="http://schemas.microsoft.com/office/drawing/2016/5/13/chartex" xmlns:cx8="http://schemas.microsoft.com/office/drawing/2016/5/14/chartex" xmlns:mc="http://schemas.openxmlformats.org/markup-compatibility/2006" xmlns:aink="http://schemas.microsoft.com/office/drawing/2016/ink" xmlns:am3d="http://schemas.microsoft.com/office/drawing/2017/model3d" xmlns:o="urn:schemas-microsoft-com:office:office" xmlns:oel="http://schemas.microsoft.com/office/2019/extlst" xmlns:r="http://schemas.openxmlformats.org/officeDocument/2006/relationships" xmlns:m="http://schemas.openxmlformats.org/officeDocument/2006/math" xmlns:v="urn:schemas-microsoft-com:vml" xmlns:wp14="http://schemas.microsoft.com/office/word/2010/wordprocessingDrawing" xmlns:wp="http://schemas.openxmlformats.org/drawingml/2006/wordprocessingDrawing" xmlns:w10="urn:schemas-microsoft-com:office:word" xmlns:w="http://schemas.openxmlformats.org/wordprocessingml/2006/main" xmlns:w14="http://schemas.microsoft.com/office/word/2010/wordml" xmlns:w15="http://schemas.microsoft.com/office/word/2012/wordml" xmlns:w16cex="http://schemas.microsoft.com/office/word/2018/wordml/cex" xmlns:w16cid="http://schemas.microsoft.com/office/word/2016/wordml/cid" xmlns:w16="http://schemas.microsoft.com/office/word/2018/wordml" xmlns:w16du="http://schemas.microsoft.com/office/word/2023/wordml/word16du" xmlns:w16sdtdh="http://schemas.microsoft.com/office/word/2020/wordml/sdtdatahash" xmlns:w16sdtfl="http://schemas.microsoft.com/office/word/2024/wordml/sdtformatlock" xmlns:w16se="http://schemas.microsoft.com/office/word/2015/wordml/symex" xmlns:wpg="http://schemas.microsoft.com/office/word/2010/wordprocessingGroup" xmlns:wpi="http://schemas.microsoft.com/office/word/2010/wordprocessingInk" xmlns:wne="http://schemas.microsoft.com/office/word/2006/wordml" xmlns:wps="http://schemas.microsoft.com/office/word/2010/wordprocessingShape" mc:Ignorable="w14 w15 w16se w16cid w16 w16cex w16sdtdh w16sdtfl w16du wp14">
+  <w:abstractNum w:abstractNumId="0" w15:restartNumberingAfterBreak="0">
+    <w:nsid w:val="06D551EA"/>
+    <w:multiLevelType w:val="hybridMultilevel"/>
+    <w:tmpl w:val="36BACBAA"/>
+    <w:lvl w:ilvl="0" w:tplc="69F091AE">
+      <w:start w:val="1"/>
+      <w:numFmt w:val="bullet"/>
+      <w:lvlText w:val="-"/>
+      <w:lvlJc w:val="left"/>
+      <w:pPr>
+        <w:ind w:left="1440" w:hanging="360"/>
+      </w:pPr>
+      <w:rPr>
+        <w:rFonts w:ascii="Sitka Display" w:eastAsiaTheme="minorHAnsi" w:hAnsi="Sitka Display" w:cs="Times New Roman" w:hint="default"/>
+      </w:rPr>
+    </w:lvl>
+    <w:lvl w:ilvl="1" w:tplc="20000003" w:tentative="1">
+      <w:start w:val="1"/>
+      <w:numFmt w:val="bullet"/>
+      <w:lvlText w:val="o"/>
+      <w:lvlJc w:val="left"/>
+      <w:pPr>
+        <w:ind w:left="2160" w:hanging="360"/>
+      </w:pPr>
+      <w:rPr>
+        <w:rFonts w:ascii="Courier New" w:hAnsi="Courier New" w:cs="Courier New" w:hint="default"/>
+      </w:rPr>
+    </w:lvl>
+    <w:lvl w:ilvl="2" w:tplc="20000005" w:tentative="1">
+      <w:start w:val="1"/>
+      <w:numFmt w:val="bullet"/>
+      <w:lvlText w:val=""/>
+      <w:lvlJc w:val="left"/>
+      <w:pPr>
+        <w:ind w:left="2880" w:hanging="360"/>
+      </w:pPr>
+      <w:rPr>
+        <w:rFonts w:ascii="Wingdings" w:hAnsi="Wingdings" w:hint="default"/>
+      </w:rPr>
+    </w:lvl>
+    <w:lvl w:ilvl="3" w:tplc="20000001" w:tentative="1">
+      <w:start w:val="1"/>
+      <w:numFmt w:val="bullet"/>
+      <w:lvlText w:val=""/>
+      <w:lvlJc w:val="left"/>
+      <w:pPr>
+        <w:ind w:left="3600" w:hanging="360"/>
+      </w:pPr>
+      <w:rPr>
+        <w:rFonts w:ascii="Symbol" w:hAnsi="Symbol" w:hint="default"/>
+      </w:rPr>
+    </w:lvl>
+    <w:lvl w:ilvl="4" w:tplc="20000003" w:tentative="1">
+      <w:start w:val="1"/>
+      <w:numFmt w:val="bullet"/>
+      <w:lvlText w:val="o"/>
+      <w:lvlJc w:val="left"/>
+      <w:pPr>
+        <w:ind w:left="4320" w:hanging="360"/>
+      </w:pPr>
+      <w:rPr>
+        <w:rFonts w:ascii="Courier New" w:hAnsi="Courier New" w:cs="Courier New" w:hint="default"/>
+      </w:rPr>
+    </w:lvl>
+    <w:lvl w:ilvl="5" w:tplc="20000005" w:tentative="1">
+      <w:start w:val="1"/>
+      <w:numFmt w:val="bullet"/>
+      <w:lvlText w:val=""/>
+      <w:lvlJc w:val="left"/>
+      <w:pPr>
+        <w:ind w:left="5040" w:hanging="360"/>
+      </w:pPr>
+      <w:rPr>
+        <w:rFonts w:ascii="Wingdings" w:hAnsi="Wingdings" w:hint="default"/>
+      </w:rPr>
+    </w:lvl>
+    <w:lvl w:ilvl="6" w:tplc="20000001" w:tentative="1">
+      <w:start w:val="1"/>
+      <w:numFmt w:val="bullet"/>
+      <w:lvlText w:val=""/>
+      <w:lvlJc w:val="left"/>
+      <w:pPr>
+        <w:ind w:left="5760" w:hanging="360"/>
+      </w:pPr>
+      <w:rPr>
+        <w:rFonts w:ascii="Symbol" w:hAnsi="Symbol" w:hint="default"/>
+      </w:rPr>
+    </w:lvl>
+    <w:lvl w:ilvl="7" w:tplc="20000003" w:tentative="1">
+      <w:start w:val="1"/>
+      <w:numFmt w:val="bullet"/>
+      <w:lvlText w:val="o"/>
+      <w:lvlJc w:val="left"/>
+      <w:pPr>
+        <w:ind w:left="6480" w:hanging="360"/>
+      </w:pPr>
+      <w:rPr>
+        <w:rFonts w:ascii="Courier New" w:hAnsi="Courier New" w:cs="Courier New" w:hint="default"/>
+      </w:rPr>
+    </w:lvl>
+    <w:lvl w:ilvl="8" w:tplc="20000005" w:tentative="1">
+      <w:start w:val="1"/>
+      <w:numFmt w:val="bullet"/>
+      <w:lvlText w:val=""/>
+      <w:lvlJc w:val="left"/>
+      <w:pPr>
+        <w:ind w:left="7200" w:hanging="360"/>
+      </w:pPr>
+      <w:rPr>
+        <w:rFonts w:ascii="Wingdings" w:hAnsi="Wingdings" w:hint="default"/>
+      </w:rPr>
+    </w:lvl>
+  </w:abstractNum>
+  <w:abstractNum w:abstractNumId="1" w15:restartNumberingAfterBreak="0">
+    <w:nsid w:val="12DE132B"/>
+    <w:multiLevelType w:val="hybridMultilevel"/>
+    <w:tmpl w:val="31B07AA0"/>
+    <w:lvl w:ilvl="0" w:tplc="14CE8378">
+      <w:start w:val="1"/>
+      <w:numFmt w:val="decimal"/>
+      <w:lvlText w:val="%1.)"/>
+      <w:lvlJc w:val="left"/>
+      <w:pPr>
+        <w:ind w:left="1080" w:hanging="360"/>
+      </w:pPr>
+      <w:rPr>
+        <w:rFonts w:hint="default"/>
+      </w:rPr>
+    </w:lvl>
+    <w:lvl w:ilvl="1" w:tplc="20000019" w:tentative="1">
+      <w:start w:val="1"/>
+      <w:numFmt w:val="lowerLetter"/>
+      <w:lvlText w:val="%2."/>
+      <w:lvlJc w:val="left"/>
+      <w:pPr>
+        <w:ind w:left="1800" w:hanging="360"/>
+      </w:pPr>
+    </w:lvl>
+    <w:lvl w:ilvl="2" w:tplc="2000001B" w:tentative="1">
+      <w:start w:val="1"/>
+      <w:numFmt w:val="lowerRoman"/>
+      <w:lvlText w:val="%3."/>
+      <w:lvlJc w:val="right"/>
+      <w:pPr>
+        <w:ind w:left="2520" w:hanging="180"/>
+      </w:pPr>
+    </w:lvl>
+    <w:lvl w:ilvl="3" w:tplc="2000000F" w:tentative="1">
+      <w:start w:val="1"/>
+      <w:numFmt w:val="decimal"/>
+      <w:lvlText w:val="%4."/>
+      <w:lvlJc w:val="left"/>
+      <w:pPr>
+        <w:ind w:left="3240" w:hanging="360"/>
+      </w:pPr>
+    </w:lvl>
+    <w:lvl w:ilvl="4" w:tplc="20000019" w:tentative="1">
+      <w:start w:val="1"/>
+      <w:numFmt w:val="lowerLetter"/>
+      <w:lvlText w:val="%5."/>
+      <w:lvlJc w:val="left"/>
+      <w:pPr>
+        <w:ind w:left="3960" w:hanging="360"/>
+      </w:pPr>
+    </w:lvl>
+    <w:lvl w:ilvl="5" w:tplc="2000001B" w:tentative="1">
+      <w:start w:val="1"/>
+      <w:numFmt w:val="lowerRoman"/>
+      <w:lvlText w:val="%6."/>
+      <w:lvlJc w:val="right"/>
+      <w:pPr>
+        <w:ind w:left="4680" w:hanging="180"/>
+      </w:pPr>
+    </w:lvl>
+    <w:lvl w:ilvl="6" w:tplc="2000000F" w:tentative="1">
+      <w:start w:val="1"/>
+      <w:numFmt w:val="decimal"/>
+      <w:lvlText w:val="%7."/>
+      <w:lvlJc w:val="left"/>
+      <w:pPr>
+        <w:ind w:left="5400" w:hanging="360"/>
+      </w:pPr>
+    </w:lvl>
+    <w:lvl w:ilvl="7" w:tplc="20000019" w:tentative="1">
+      <w:start w:val="1"/>
+      <w:numFmt w:val="lowerLetter"/>
+      <w:lvlText w:val="%8."/>
+      <w:lvlJc w:val="left"/>
+      <w:pPr>
+        <w:ind w:left="6120" w:hanging="360"/>
+      </w:pPr>
+    </w:lvl>
+    <w:lvl w:ilvl="8" w:tplc="2000001B" w:tentative="1">
+      <w:start w:val="1"/>
+      <w:numFmt w:val="lowerRoman"/>
+      <w:lvlText w:val="%9."/>
+      <w:lvlJc w:val="right"/>
+      <w:pPr>
+        <w:ind w:left="6840" w:hanging="180"/>
+      </w:pPr>
+    </w:lvl>
+  </w:abstractNum>
+  <w:abstractNum w:abstractNumId="2" w15:restartNumberingAfterBreak="0">
+    <w:nsid w:val="42DE052E"/>
+    <w:multiLevelType w:val="hybridMultilevel"/>
+    <w:tmpl w:val="813667CC"/>
+    <w:lvl w:ilvl="0" w:tplc="20000011">
+      <w:start w:val="1"/>
+      <w:numFmt w:val="decimal"/>
+      <w:lvlText w:val="%1)"/>
+      <w:lvlJc w:val="left"/>
+      <w:pPr>
+        <w:ind w:left="720" w:hanging="360"/>
+      </w:pPr>
+      <w:rPr>
+        <w:rFonts w:hint="default"/>
+      </w:rPr>
+    </w:lvl>
+    <w:lvl w:ilvl="1" w:tplc="20000019" w:tentative="1">
+      <w:start w:val="1"/>
+      <w:numFmt w:val="lowerLetter"/>
+      <w:lvlText w:val="%2."/>
+      <w:lvlJc w:val="left"/>
+      <w:pPr>
+        <w:ind w:left="1440" w:hanging="360"/>
+      </w:pPr>
+    </w:lvl>
+    <w:lvl w:ilvl="2" w:tplc="2000001B" w:tentative="1">
+      <w:start w:val="1"/>
+      <w:numFmt w:val="lowerRoman"/>
+      <w:lvlText w:val="%3."/>
+      <w:lvlJc w:val="right"/>
+      <w:pPr>
+        <w:ind w:left="2160" w:hanging="180"/>
+      </w:pPr>
+    </w:lvl>
+    <w:lvl w:ilvl="3" w:tplc="2000000F" w:tentative="1">
+      <w:start w:val="1"/>
+      <w:numFmt w:val="decimal"/>
+      <w:lvlText w:val="%4."/>
+      <w:lvlJc w:val="left"/>
+      <w:pPr>
+        <w:ind w:left="2880" w:hanging="360"/>
+      </w:pPr>
+    </w:lvl>
+    <w:lvl w:ilvl="4" w:tplc="20000019" w:tentative="1">
+      <w:start w:val="1"/>
+      <w:numFmt w:val="lowerLetter"/>
+      <w:lvlText w:val="%5."/>
+      <w:lvlJc w:val="left"/>
+      <w:pPr>
+        <w:ind w:left="3600" w:hanging="360"/>
+      </w:pPr>
+    </w:lvl>
+    <w:lvl w:ilvl="5" w:tplc="2000001B" w:tentative="1">
+      <w:start w:val="1"/>
+      <w:numFmt w:val="lowerRoman"/>
+      <w:lvlText w:val="%6."/>
+      <w:lvlJc w:val="right"/>
+      <w:pPr>
+        <w:ind w:left="4320" w:hanging="180"/>
+      </w:pPr>
+    </w:lvl>
+    <w:lvl w:ilvl="6" w:tplc="2000000F" w:tentative="1">
+      <w:start w:val="1"/>
+      <w:numFmt w:val="decimal"/>
+      <w:lvlText w:val="%7."/>
+      <w:lvlJc w:val="left"/>
+      <w:pPr>
+        <w:ind w:left="5040" w:hanging="360"/>
+      </w:pPr>
+    </w:lvl>
+    <w:lvl w:ilvl="7" w:tplc="20000019" w:tentative="1">
+      <w:start w:val="1"/>
+      <w:numFmt w:val="lowerLetter"/>
+      <w:lvlText w:val="%8."/>
+      <w:lvlJc w:val="left"/>
+      <w:pPr>
+        <w:ind w:left="5760" w:hanging="360"/>
+      </w:pPr>
+    </w:lvl>
+    <w:lvl w:ilvl="8" w:tplc="2000001B" w:tentative="1">
+      <w:start w:val="1"/>
+      <w:numFmt w:val="lowerRoman"/>
+      <w:lvlText w:val="%9."/>
+      <w:lvlJc w:val="right"/>
+      <w:pPr>
+        <w:ind w:left="6480" w:hanging="180"/>
+      </w:pPr>
+    </w:lvl>
+  </w:abstractNum>
+  <w:abstractNum w:abstractNumId="3" w15:restartNumberingAfterBreak="0">
+    <w:nsid w:val="516F57EF"/>
+    <w:multiLevelType w:val="hybridMultilevel"/>
+    <w:tmpl w:val="9754F646"/>
+    <w:lvl w:ilvl="0" w:tplc="393AF9BE">
+      <w:numFmt w:val="bullet"/>
+      <w:lvlText w:val="-"/>
+      <w:lvlJc w:val="left"/>
+      <w:pPr>
+        <w:ind w:left="1080" w:hanging="360"/>
+      </w:pPr>
+      <w:rPr>
+        <w:rFonts w:ascii="Sitka Display" w:eastAsiaTheme="minorHAnsi" w:hAnsi="Sitka Display" w:cs="Times New Roman" w:hint="default"/>
+      </w:rPr>
+    </w:lvl>
+    <w:lvl w:ilvl="1" w:tplc="20000003" w:tentative="1">
+      <w:start w:val="1"/>
+      <w:numFmt w:val="bullet"/>
+      <w:lvlText w:val="o"/>
+      <w:lvlJc w:val="left"/>
+      <w:pPr>
+        <w:ind w:left="1800" w:hanging="360"/>
+      </w:pPr>
+      <w:rPr>
+        <w:rFonts w:ascii="Courier New" w:hAnsi="Courier New" w:cs="Courier New" w:hint="default"/>
+      </w:rPr>
+    </w:lvl>
+    <w:lvl w:ilvl="2" w:tplc="20000005" w:tentative="1">
+      <w:start w:val="1"/>
+      <w:numFmt w:val="bullet"/>
+      <w:lvlText w:val=""/>
+      <w:lvlJc w:val="left"/>
+      <w:pPr>
+        <w:ind w:left="2520" w:hanging="360"/>
+      </w:pPr>
+      <w:rPr>
+        <w:rFonts w:ascii="Wingdings" w:hAnsi="Wingdings" w:hint="default"/>
+      </w:rPr>
+    </w:lvl>
+    <w:lvl w:ilvl="3" w:tplc="20000001" w:tentative="1">
+      <w:start w:val="1"/>
+      <w:numFmt w:val="bullet"/>
+      <w:lvlText w:val=""/>
+      <w:lvlJc w:val="left"/>
+      <w:pPr>
+        <w:ind w:left="3240" w:hanging="360"/>
+      </w:pPr>
+      <w:rPr>
+        <w:rFonts w:ascii="Symbol" w:hAnsi="Symbol" w:hint="default"/>
+      </w:rPr>
+    </w:lvl>
+    <w:lvl w:ilvl="4" w:tplc="20000003" w:tentative="1">
+      <w:start w:val="1"/>
+      <w:numFmt w:val="bullet"/>
+      <w:lvlText w:val="o"/>
+      <w:lvlJc w:val="left"/>
+      <w:pPr>
+        <w:ind w:left="3960" w:hanging="360"/>
+      </w:pPr>
+      <w:rPr>
+        <w:rFonts w:ascii="Courier New" w:hAnsi="Courier New" w:cs="Courier New" w:hint="default"/>
+      </w:rPr>
+    </w:lvl>
+    <w:lvl w:ilvl="5" w:tplc="20000005" w:tentative="1">
+      <w:start w:val="1"/>
+      <w:numFmt w:val="bullet"/>
+      <w:lvlText w:val=""/>
+      <w:lvlJc w:val="left"/>
+      <w:pPr>
+        <w:ind w:left="4680" w:hanging="360"/>
+      </w:pPr>
+      <w:rPr>
+        <w:rFonts w:ascii="Wingdings" w:hAnsi="Wingdings" w:hint="default"/>
+      </w:rPr>
+    </w:lvl>
+    <w:lvl w:ilvl="6" w:tplc="20000001" w:tentative="1">
+      <w:start w:val="1"/>
+      <w:numFmt w:val="bullet"/>
+      <w:lvlText w:val=""/>
+      <w:lvlJc w:val="left"/>
+      <w:pPr>
+        <w:ind w:left="5400" w:hanging="360"/>
+      </w:pPr>
+      <w:rPr>
+        <w:rFonts w:ascii="Symbol" w:hAnsi="Symbol" w:hint="default"/>
+      </w:rPr>
+    </w:lvl>
+    <w:lvl w:ilvl="7" w:tplc="20000003" w:tentative="1">
+      <w:start w:val="1"/>
+      <w:numFmt w:val="bullet"/>
+      <w:lvlText w:val="o"/>
+      <w:lvlJc w:val="left"/>
+      <w:pPr>
+        <w:ind w:left="6120" w:hanging="360"/>
+      </w:pPr>
+      <w:rPr>
+        <w:rFonts w:ascii="Courier New" w:hAnsi="Courier New" w:cs="Courier New" w:hint="default"/>
+      </w:rPr>
+    </w:lvl>
+    <w:lvl w:ilvl="8" w:tplc="20000005" w:tentative="1">
+      <w:start w:val="1"/>
+      <w:numFmt w:val="bullet"/>
+      <w:lvlText w:val=""/>
+      <w:lvlJc w:val="left"/>
+      <w:pPr>
+        <w:ind w:left="6840" w:hanging="360"/>
+      </w:pPr>
+      <w:rPr>
+        <w:rFonts w:ascii="Wingdings" w:hAnsi="Wingdings" w:hint="default"/>
+      </w:rPr>
+    </w:lvl>
+  </w:abstractNum>
+  <w:abstractNum w:abstractNumId="4" w15:restartNumberingAfterBreak="0">
+    <w:nsid w:val="78F64364"/>
+    <w:multiLevelType w:val="hybridMultilevel"/>
+    <w:tmpl w:val="F948CEE8"/>
+    <w:lvl w:ilvl="0" w:tplc="20000011">
+      <w:start w:val="1"/>
+      <w:numFmt w:val="decimal"/>
+      <w:lvlText w:val="%1)"/>
+      <w:lvlJc w:val="left"/>
+      <w:pPr>
+        <w:ind w:left="720" w:hanging="360"/>
+      </w:pPr>
+      <w:rPr>
+        <w:rFonts w:hint="default"/>
+      </w:rPr>
+    </w:lvl>
+    <w:lvl w:ilvl="1" w:tplc="20000019" w:tentative="1">
+      <w:start w:val="1"/>
+      <w:numFmt w:val="lowerLetter"/>
+      <w:lvlText w:val="%2."/>
+      <w:lvlJc w:val="left"/>
+      <w:pPr>
+        <w:ind w:left="1440" w:hanging="360"/>
+      </w:pPr>
+    </w:lvl>
+    <w:lvl w:ilvl="2" w:tplc="2000001B" w:tentative="1">
+      <w:start w:val="1"/>
+      <w:numFmt w:val="lowerRoman"/>
+      <w:lvlText w:val="%3."/>
+      <w:lvlJc w:val="right"/>
+      <w:pPr>
+        <w:ind w:left="2160" w:hanging="180"/>
+      </w:pPr>
+    </w:lvl>
+    <w:lvl w:ilvl="3" w:tplc="2000000F" w:tentative="1">
+      <w:start w:val="1"/>
+      <w:numFmt w:val="decimal"/>
+      <w:lvlText w:val="%4."/>
+      <w:lvlJc w:val="left"/>
+      <w:pPr>
+        <w:ind w:left="2880" w:hanging="360"/>
+      </w:pPr>
+    </w:lvl>
+    <w:lvl w:ilvl="4" w:tplc="20000019" w:tentative="1">
+      <w:start w:val="1"/>
+      <w:numFmt w:val="lowerLetter"/>
+      <w:lvlText w:val="%5."/>
+      <w:lvlJc w:val="left"/>
+      <w:pPr>
+        <w:ind w:left="3600" w:hanging="360"/>
+      </w:pPr>
+    </w:lvl>
+    <w:lvl w:ilvl="5" w:tplc="2000001B" w:tentative="1">
+      <w:start w:val="1"/>
+      <w:numFmt w:val="lowerRoman"/>
+      <w:lvlText w:val="%6."/>
+      <w:lvlJc w:val="right"/>
+      <w:pPr>
+        <w:ind w:left="4320" w:hanging="180"/>
+      </w:pPr>
+    </w:lvl>
+    <w:lvl w:ilvl="6" w:tplc="2000000F" w:tentative="1">
+      <w:start w:val="1"/>
+      <w:numFmt w:val="decimal"/>
+      <w:lvlText w:val="%7."/>
+      <w:lvlJc w:val="left"/>
+      <w:pPr>
+        <w:ind w:left="5040" w:hanging="360"/>
+      </w:pPr>
+    </w:lvl>
+    <w:lvl w:ilvl="7" w:tplc="20000019" w:tentative="1">
+      <w:start w:val="1"/>
+      <w:numFmt w:val="lowerLetter"/>
+      <w:lvlText w:val="%8."/>
+      <w:lvlJc w:val="left"/>
+      <w:pPr>
+        <w:ind w:left="5760" w:hanging="360"/>
+      </w:pPr>
+    </w:lvl>
+    <w:lvl w:ilvl="8" w:tplc="2000001B" w:tentative="1">
+      <w:start w:val="1"/>
+      <w:numFmt w:val="lowerRoman"/>
+      <w:lvlText w:val="%9."/>
+      <w:lvlJc w:val="right"/>
+      <w:pPr>
+        <w:ind w:left="6480" w:hanging="180"/>
+      </w:pPr>
+    </w:lvl>
+  </w:abstractNum>
+  <w:num w:numId="1" w16cid:durableId="2074883918">
+    <w:abstractNumId w:val="4"/>
+  </w:num>
+  <w:num w:numId="2" w16cid:durableId="1540899947">
+    <w:abstractNumId w:val="1"/>
+  </w:num>
+  <w:num w:numId="3" w16cid:durableId="266737683">
+    <w:abstractNumId w:val="0"/>
+  </w:num>
+  <w:num w:numId="4" w16cid:durableId="965935358">
+    <w:abstractNumId w:val="2"/>
+  </w:num>
+  <w:num w:numId="5" w16cid:durableId="1109278681">
+    <w:abstractNumId w:val="3"/>
+  </w:num>
+</w:numbering>
 </file>
 
 <file path=word/styles.xml><?xml version="1.0" encoding="utf-8"?>

--- a/BUSINESS PLAN FOR STACKAIV TELEGRAM BOT.docx
+++ b/BUSINESS PLAN FOR STACKAIV TELEGRAM BOT.docx
@@ -1661,27 +1661,7 @@
           <w:szCs w:val="28"/>
           <w:lang w:val="en-GB"/>
         </w:rPr>
-        <w:t xml:space="preserve">Use all to get all the resources, both notes, </w:t>
-      </w:r>
-      <w:proofErr w:type="spellStart"/>
-      <w:r>
-        <w:rPr>
-          <w:rFonts w:ascii="Sitka Display" w:hAnsi="Sitka Display" w:cs="Times New Roman"/>
-          <w:sz w:val="28"/>
-          <w:szCs w:val="28"/>
-          <w:lang w:val="en-GB"/>
-        </w:rPr>
-        <w:t>pqfiles</w:t>
-      </w:r>
-      <w:proofErr w:type="spellEnd"/>
-      <w:r>
-        <w:rPr>
-          <w:rFonts w:ascii="Sitka Display" w:hAnsi="Sitka Display" w:cs="Times New Roman"/>
-          <w:sz w:val="28"/>
-          <w:szCs w:val="28"/>
-          <w:lang w:val="en-GB"/>
-        </w:rPr>
-        <w:t xml:space="preserve"> etc</w:t>
+        <w:t>Use all to get all the resources, both notes, pqfiles etc</w:t>
       </w:r>
     </w:p>
     <w:p>
@@ -1935,16 +1915,16 @@
           <w:szCs w:val="28"/>
           <w:lang w:val="en-GB"/>
         </w:rPr>
-        <w:t xml:space="preserve"> – A </w:t>
-      </w:r>
-      <w:r>
-        <w:rPr>
-          <w:rFonts w:ascii="Sitka Display" w:hAnsi="Sitka Display" w:cs="Times New Roman"/>
-          <w:sz w:val="28"/>
-          <w:szCs w:val="28"/>
-          <w:lang w:val="en-GB"/>
-        </w:rPr>
-        <w:t>S logo</w:t>
+        <w:t xml:space="preserve"> – </w:t>
+      </w:r>
+      <w:r>
+        <w:rPr>
+          <w:rFonts w:ascii="Sitka Display" w:hAnsi="Sitka Display" w:cs="Times New Roman"/>
+          <w:sz w:val="28"/>
+          <w:szCs w:val="28"/>
+          <w:lang w:val="en-GB"/>
+        </w:rPr>
+        <w:t>(Still under review)</w:t>
       </w:r>
     </w:p>
     <w:p>
@@ -1980,7 +1960,16 @@
           <w:szCs w:val="28"/>
           <w:lang w:val="en-GB"/>
         </w:rPr>
-        <w:t xml:space="preserve"> – Light blue and Teal</w:t>
+        <w:t xml:space="preserve"> – </w:t>
+      </w:r>
+      <w:r>
+        <w:rPr>
+          <w:rFonts w:ascii="Sitka Display" w:hAnsi="Sitka Display" w:cs="Times New Roman"/>
+          <w:sz w:val="28"/>
+          <w:szCs w:val="28"/>
+          <w:lang w:val="en-GB"/>
+        </w:rPr>
+        <w:t>(Still under review)</w:t>
       </w:r>
     </w:p>
     <w:p>
